--- a/New HSSE Management System 2026/Forms/01-DAN-RPT-HSE-000016__Jun_2026_REV01_NonConformance_Report.docx
+++ b/New HSSE Management System 2026/Forms/01-DAN-RPT-HSE-000016__Jun_2026_REV01_NonConformance_Report.docx
@@ -24,15 +24,15 @@
             <w:pPr>
               <w:pStyle w:val="NoSpacing"/>
               <w:rPr>
-                <w:rFonts w:ascii="Readex Pro Light" w:hAnsi="Readex Pro Light" w:cs="Readex Pro Light"/>
-                <w:color w:val="FFFFFF" w:themeColor="background1"/>
-                <w:sz w:val="18"/>
-                <w:szCs w:val="18"/>
-              </w:rPr>
-            </w:pPr>
-            <w:r>
-              <w:rPr>
-                <w:rFonts w:ascii="Readex Pro Light" w:hAnsi="Readex Pro Light" w:cs="Readex Pro Light"/>
+                <w:rFonts w:ascii="Tahoma" w:hAnsi="Tahoma" w:cs="Tahoma"/>
+                <w:color w:val="FFFFFF" w:themeColor="background1"/>
+                <w:sz w:val="18"/>
+                <w:szCs w:val="18"/>
+              </w:rPr>
+            </w:pPr>
+            <w:r>
+              <w:rPr>
+                <w:rFonts w:ascii="Tahoma" w:hAnsi="Tahoma" w:cs="Tahoma"/>
                 <w:color w:val="FFFFFF" w:themeColor="background1"/>
                 <w:sz w:val="18"/>
                 <w:szCs w:val="18"/>
@@ -50,7 +50,7 @@
             <w:pPr>
               <w:pStyle w:val="NoSpacing"/>
               <w:rPr>
-                <w:rFonts w:ascii="Readex Pro Light" w:hAnsi="Readex Pro Light" w:cs="Readex Pro Light"/>
+                <w:rFonts w:ascii="Tahoma" w:hAnsi="Tahoma" w:cs="Tahoma"/>
                 <w:sz w:val="18"/>
                 <w:szCs w:val="18"/>
               </w:rPr>
@@ -68,15 +68,15 @@
             <w:pPr>
               <w:pStyle w:val="NoSpacing"/>
               <w:rPr>
-                <w:rFonts w:ascii="Readex Pro Light" w:hAnsi="Readex Pro Light" w:cs="Readex Pro Light"/>
-                <w:color w:val="FFFFFF" w:themeColor="background1"/>
-                <w:sz w:val="18"/>
-                <w:szCs w:val="18"/>
-              </w:rPr>
-            </w:pPr>
-            <w:r>
-              <w:rPr>
-                <w:rFonts w:ascii="Readex Pro Light" w:hAnsi="Readex Pro Light" w:cs="Readex Pro Light"/>
+                <w:rFonts w:ascii="Tahoma" w:hAnsi="Tahoma" w:cs="Tahoma"/>
+                <w:color w:val="FFFFFF" w:themeColor="background1"/>
+                <w:sz w:val="18"/>
+                <w:szCs w:val="18"/>
+              </w:rPr>
+            </w:pPr>
+            <w:r>
+              <w:rPr>
+                <w:rFonts w:ascii="Tahoma" w:hAnsi="Tahoma" w:cs="Tahoma"/>
                 <w:color w:val="FFFFFF" w:themeColor="background1"/>
                 <w:sz w:val="18"/>
                 <w:szCs w:val="18"/>
@@ -93,7 +93,7 @@
             <w:pPr>
               <w:pStyle w:val="NoSpacing"/>
               <w:rPr>
-                <w:rFonts w:ascii="Readex Pro Light" w:hAnsi="Readex Pro Light" w:cs="Readex Pro Light"/>
+                <w:rFonts w:ascii="Tahoma" w:hAnsi="Tahoma" w:cs="Tahoma"/>
                 <w:sz w:val="18"/>
                 <w:szCs w:val="18"/>
               </w:rPr>
@@ -109,14 +109,14 @@
             <w:pPr>
               <w:pStyle w:val="NoSpacing"/>
               <w:rPr>
-                <w:rFonts w:ascii="Readex Pro Light" w:hAnsi="Readex Pro Light" w:cs="Readex Pro Light"/>
-                <w:sz w:val="18"/>
-                <w:szCs w:val="18"/>
-              </w:rPr>
-            </w:pPr>
-            <w:r>
-              <w:rPr>
-                <w:rFonts w:ascii="Readex Pro Light" w:hAnsi="Readex Pro Light" w:cs="Readex Pro Light"/>
+                <w:rFonts w:ascii="Tahoma" w:hAnsi="Tahoma" w:cs="Tahoma"/>
+                <w:sz w:val="18"/>
+                <w:szCs w:val="18"/>
+              </w:rPr>
+            </w:pPr>
+            <w:r>
+              <w:rPr>
+                <w:rFonts w:ascii="Tahoma" w:hAnsi="Tahoma" w:cs="Tahoma"/>
                 <w:color w:val="FFFFFF" w:themeColor="background1"/>
                 <w:sz w:val="18"/>
                 <w:szCs w:val="18"/>
@@ -133,7 +133,7 @@
             <w:pPr>
               <w:pStyle w:val="NoSpacing"/>
               <w:rPr>
-                <w:rFonts w:ascii="Readex Pro Light" w:hAnsi="Readex Pro Light" w:cs="Readex Pro Light"/>
+                <w:rFonts w:ascii="Tahoma" w:hAnsi="Tahoma" w:cs="Tahoma"/>
                 <w:sz w:val="18"/>
                 <w:szCs w:val="18"/>
               </w:rPr>
@@ -151,15 +151,15 @@
             <w:pPr>
               <w:pStyle w:val="NoSpacing"/>
               <w:rPr>
-                <w:rFonts w:ascii="Readex Pro Light" w:hAnsi="Readex Pro Light" w:cs="Readex Pro Light"/>
-                <w:color w:val="FFFFFF" w:themeColor="background1"/>
-                <w:sz w:val="18"/>
-                <w:szCs w:val="18"/>
-              </w:rPr>
-            </w:pPr>
-            <w:r>
-              <w:rPr>
-                <w:rFonts w:ascii="Readex Pro Light" w:hAnsi="Readex Pro Light" w:cs="Readex Pro Light"/>
+                <w:rFonts w:ascii="Tahoma" w:hAnsi="Tahoma" w:cs="Tahoma"/>
+                <w:color w:val="FFFFFF" w:themeColor="background1"/>
+                <w:sz w:val="18"/>
+                <w:szCs w:val="18"/>
+              </w:rPr>
+            </w:pPr>
+            <w:r>
+              <w:rPr>
+                <w:rFonts w:ascii="Tahoma" w:hAnsi="Tahoma" w:cs="Tahoma"/>
                 <w:color w:val="FFFFFF" w:themeColor="background1"/>
                 <w:sz w:val="18"/>
                 <w:szCs w:val="18"/>
@@ -177,7 +177,7 @@
             <w:pPr>
               <w:pStyle w:val="NoSpacing"/>
               <w:rPr>
-                <w:rFonts w:ascii="Readex Pro Light" w:hAnsi="Readex Pro Light" w:cs="Readex Pro Light"/>
+                <w:rFonts w:ascii="Tahoma" w:hAnsi="Tahoma" w:cs="Tahoma"/>
                 <w:sz w:val="18"/>
                 <w:szCs w:val="18"/>
               </w:rPr>
@@ -195,15 +195,15 @@
             <w:pPr>
               <w:pStyle w:val="NoSpacing"/>
               <w:rPr>
-                <w:rFonts w:ascii="Readex Pro Light" w:hAnsi="Readex Pro Light" w:cs="Readex Pro Light"/>
-                <w:color w:val="FFFFFF" w:themeColor="background1"/>
-                <w:sz w:val="18"/>
-                <w:szCs w:val="18"/>
-              </w:rPr>
-            </w:pPr>
-            <w:r>
-              <w:rPr>
-                <w:rFonts w:ascii="Readex Pro Light" w:hAnsi="Readex Pro Light" w:cs="Readex Pro Light"/>
+                <w:rFonts w:ascii="Tahoma" w:hAnsi="Tahoma" w:cs="Tahoma"/>
+                <w:color w:val="FFFFFF" w:themeColor="background1"/>
+                <w:sz w:val="18"/>
+                <w:szCs w:val="18"/>
+              </w:rPr>
+            </w:pPr>
+            <w:r>
+              <w:rPr>
+                <w:rFonts w:ascii="Tahoma" w:hAnsi="Tahoma" w:cs="Tahoma"/>
                 <w:color w:val="FFFFFF" w:themeColor="background1"/>
                 <w:sz w:val="18"/>
                 <w:szCs w:val="18"/>
@@ -221,7 +221,7 @@
             <w:pPr>
               <w:pStyle w:val="NoSpacing"/>
               <w:rPr>
-                <w:rFonts w:ascii="Readex Pro Light" w:hAnsi="Readex Pro Light" w:cs="Readex Pro Light"/>
+                <w:rFonts w:ascii="Tahoma" w:hAnsi="Tahoma" w:cs="Tahoma"/>
                 <w:sz w:val="18"/>
                 <w:szCs w:val="18"/>
               </w:rPr>
@@ -242,15 +242,15 @@
             <w:pPr>
               <w:pStyle w:val="NoSpacing"/>
               <w:rPr>
-                <w:rFonts w:ascii="Readex Pro Light" w:hAnsi="Readex Pro Light" w:cs="Readex Pro Light"/>
-                <w:color w:val="FFFFFF" w:themeColor="background1"/>
-                <w:sz w:val="18"/>
-                <w:szCs w:val="18"/>
-              </w:rPr>
-            </w:pPr>
-            <w:r>
-              <w:rPr>
-                <w:rFonts w:ascii="Readex Pro Light" w:hAnsi="Readex Pro Light" w:cs="Readex Pro Light"/>
+                <w:rFonts w:ascii="Tahoma" w:hAnsi="Tahoma" w:cs="Tahoma"/>
+                <w:color w:val="FFFFFF" w:themeColor="background1"/>
+                <w:sz w:val="18"/>
+                <w:szCs w:val="18"/>
+              </w:rPr>
+            </w:pPr>
+            <w:r>
+              <w:rPr>
+                <w:rFonts w:ascii="Tahoma" w:hAnsi="Tahoma" w:cs="Tahoma"/>
                 <w:color w:val="FFFFFF" w:themeColor="background1"/>
                 <w:sz w:val="18"/>
                 <w:szCs w:val="18"/>
@@ -268,7 +268,7 @@
             <w:pPr>
               <w:pStyle w:val="NoSpacing"/>
               <w:rPr>
-                <w:rFonts w:ascii="Readex Pro Light" w:hAnsi="Readex Pro Light" w:cs="Readex Pro Light"/>
+                <w:rFonts w:ascii="Tahoma" w:hAnsi="Tahoma" w:cs="Tahoma"/>
                 <w:sz w:val="18"/>
                 <w:szCs w:val="18"/>
               </w:rPr>
@@ -286,15 +286,15 @@
             <w:pPr>
               <w:pStyle w:val="NoSpacing"/>
               <w:rPr>
-                <w:rFonts w:ascii="Readex Pro Light" w:hAnsi="Readex Pro Light" w:cs="Readex Pro Light"/>
-                <w:color w:val="FFFFFF" w:themeColor="background1"/>
-                <w:sz w:val="18"/>
-                <w:szCs w:val="18"/>
-              </w:rPr>
-            </w:pPr>
-            <w:r>
-              <w:rPr>
-                <w:rFonts w:ascii="Readex Pro Light" w:hAnsi="Readex Pro Light" w:cs="Readex Pro Light"/>
+                <w:rFonts w:ascii="Tahoma" w:hAnsi="Tahoma" w:cs="Tahoma"/>
+                <w:color w:val="FFFFFF" w:themeColor="background1"/>
+                <w:sz w:val="18"/>
+                <w:szCs w:val="18"/>
+              </w:rPr>
+            </w:pPr>
+            <w:r>
+              <w:rPr>
+                <w:rFonts w:ascii="Tahoma" w:hAnsi="Tahoma" w:cs="Tahoma"/>
                 <w:color w:val="FFFFFF" w:themeColor="background1"/>
                 <w:sz w:val="18"/>
                 <w:szCs w:val="18"/>
@@ -312,7 +312,7 @@
             <w:pPr>
               <w:pStyle w:val="NoSpacing"/>
               <w:rPr>
-                <w:rFonts w:ascii="Readex Pro Light" w:hAnsi="Readex Pro Light" w:cs="Readex Pro Light"/>
+                <w:rFonts w:ascii="Tahoma" w:hAnsi="Tahoma" w:cs="Tahoma"/>
                 <w:sz w:val="18"/>
                 <w:szCs w:val="18"/>
               </w:rPr>
@@ -330,15 +330,15 @@
             <w:pPr>
               <w:pStyle w:val="NoSpacing"/>
               <w:rPr>
-                <w:rFonts w:ascii="Readex Pro Light" w:hAnsi="Readex Pro Light" w:cs="Readex Pro Light"/>
-                <w:color w:val="FFFFFF" w:themeColor="background1"/>
-                <w:sz w:val="18"/>
-                <w:szCs w:val="18"/>
-              </w:rPr>
-            </w:pPr>
-            <w:r>
-              <w:rPr>
-                <w:rFonts w:ascii="Readex Pro Light" w:hAnsi="Readex Pro Light" w:cs="Readex Pro Light"/>
+                <w:rFonts w:ascii="Tahoma" w:hAnsi="Tahoma" w:cs="Tahoma"/>
+                <w:color w:val="FFFFFF" w:themeColor="background1"/>
+                <w:sz w:val="18"/>
+                <w:szCs w:val="18"/>
+              </w:rPr>
+            </w:pPr>
+            <w:r>
+              <w:rPr>
+                <w:rFonts w:ascii="Tahoma" w:hAnsi="Tahoma" w:cs="Tahoma"/>
                 <w:color w:val="FFFFFF" w:themeColor="background1"/>
                 <w:sz w:val="18"/>
                 <w:szCs w:val="18"/>
@@ -356,7 +356,7 @@
             <w:pPr>
               <w:pStyle w:val="NoSpacing"/>
               <w:rPr>
-                <w:rFonts w:ascii="Readex Pro Light" w:hAnsi="Readex Pro Light" w:cs="Readex Pro Light"/>
+                <w:rFonts w:ascii="Tahoma" w:hAnsi="Tahoma" w:cs="Tahoma"/>
                 <w:sz w:val="18"/>
                 <w:szCs w:val="18"/>
               </w:rPr>
@@ -368,7 +368,7 @@
     <w:p>
       <w:pPr>
         <w:rPr>
-          <w:rFonts w:ascii="Readex Pro Light" w:hAnsi="Readex Pro Light" w:cs="Readex Pro Light"/>
+          <w:rFonts w:ascii="Tahoma" w:hAnsi="Tahoma" w:cs="Tahoma"/>
           <w:sz w:val="20"/>
           <w:szCs w:val="20"/>
         </w:rPr>
@@ -400,15 +400,15 @@
             <w:pPr>
               <w:pStyle w:val="NoSpacing"/>
               <w:rPr>
-                <w:rFonts w:ascii="Readex Pro Light" w:hAnsi="Readex Pro Light" w:cs="Readex Pro Light"/>
-                <w:color w:val="FFFFFF" w:themeColor="background1"/>
-                <w:sz w:val="18"/>
-                <w:szCs w:val="18"/>
-              </w:rPr>
-            </w:pPr>
-            <w:r>
-              <w:rPr>
-                <w:rFonts w:ascii="Readex Pro Light" w:hAnsi="Readex Pro Light" w:cs="Readex Pro Light"/>
+                <w:rFonts w:ascii="Tahoma" w:hAnsi="Tahoma" w:cs="Tahoma"/>
+                <w:color w:val="FFFFFF" w:themeColor="background1"/>
+                <w:sz w:val="18"/>
+                <w:szCs w:val="18"/>
+              </w:rPr>
+            </w:pPr>
+            <w:r>
+              <w:rPr>
+                <w:rFonts w:ascii="Tahoma" w:hAnsi="Tahoma" w:cs="Tahoma"/>
                 <w:color w:val="FFFFFF" w:themeColor="background1"/>
                 <w:sz w:val="18"/>
                 <w:szCs w:val="18"/>
@@ -429,14 +429,14 @@
             <w:pPr>
               <w:pStyle w:val="NoSpacing"/>
               <w:rPr>
-                <w:rFonts w:ascii="Readex Pro Light" w:hAnsi="Readex Pro Light" w:cs="Readex Pro Light"/>
-                <w:sz w:val="18"/>
-                <w:szCs w:val="18"/>
-              </w:rPr>
-            </w:pPr>
-            <w:r>
-              <w:rPr>
-                <w:rFonts w:ascii="Readex Pro Light" w:hAnsi="Readex Pro Light" w:cs="Readex Pro Light"/>
+                <w:rFonts w:ascii="Tahoma" w:hAnsi="Tahoma" w:cs="Tahoma"/>
+                <w:sz w:val="18"/>
+                <w:szCs w:val="18"/>
+              </w:rPr>
+            </w:pPr>
+            <w:r>
+              <w:rPr>
+                <w:rFonts w:ascii="Tahoma" w:hAnsi="Tahoma" w:cs="Tahoma"/>
                 <w:sz w:val="18"/>
                 <w:szCs w:val="18"/>
               </w:rPr>
@@ -461,14 +461,14 @@
               <w:ind w:left="460"/>
               <w:jc w:val="center"/>
               <w:rPr>
-                <w:rFonts w:ascii="Readex Pro Light" w:hAnsi="Readex Pro Light" w:cs="Readex Pro Light"/>
-                <w:sz w:val="18"/>
-                <w:szCs w:val="18"/>
-              </w:rPr>
-            </w:pPr>
-            <w:r>
-              <w:rPr>
-                <w:rFonts w:ascii="Readex Pro Light" w:hAnsi="Readex Pro Light" w:cs="Readex Pro Light"/>
+                <w:rFonts w:ascii="Tahoma" w:hAnsi="Tahoma" w:cs="Tahoma"/>
+                <w:sz w:val="18"/>
+                <w:szCs w:val="18"/>
+              </w:rPr>
+            </w:pPr>
+            <w:r>
+              <w:rPr>
+                <w:rFonts w:ascii="Tahoma" w:hAnsi="Tahoma" w:cs="Tahoma"/>
                 <w:sz w:val="18"/>
                 <w:szCs w:val="18"/>
               </w:rPr>
@@ -477,7 +477,7 @@
             <w:sdt>
               <w:sdtPr>
                 <w:rPr>
-                  <w:rFonts w:ascii="Readex Pro Light" w:hAnsi="Readex Pro Light" w:cs="Readex Pro Light"/>
+                  <w:rFonts w:ascii="Tahoma" w:hAnsi="Tahoma" w:cs="Tahoma"/>
                   <w:sz w:val="18"/>
                   <w:szCs w:val="18"/>
                 </w:rPr>
@@ -516,14 +516,14 @@
               <w:ind w:left="464"/>
               <w:jc w:val="center"/>
               <w:rPr>
-                <w:rFonts w:ascii="Readex Pro Light" w:hAnsi="Readex Pro Light" w:cs="Readex Pro Light"/>
-                <w:sz w:val="18"/>
-                <w:szCs w:val="18"/>
-              </w:rPr>
-            </w:pPr>
-            <w:r>
-              <w:rPr>
-                <w:rFonts w:ascii="Readex Pro Light" w:hAnsi="Readex Pro Light" w:cs="Readex Pro Light"/>
+                <w:rFonts w:ascii="Tahoma" w:hAnsi="Tahoma" w:cs="Tahoma"/>
+                <w:sz w:val="18"/>
+                <w:szCs w:val="18"/>
+              </w:rPr>
+            </w:pPr>
+            <w:r>
+              <w:rPr>
+                <w:rFonts w:ascii="Tahoma" w:hAnsi="Tahoma" w:cs="Tahoma"/>
                 <w:sz w:val="18"/>
                 <w:szCs w:val="18"/>
               </w:rPr>
@@ -532,7 +532,7 @@
             <w:sdt>
               <w:sdtPr>
                 <w:rPr>
-                  <w:rFonts w:ascii="Readex Pro Light" w:hAnsi="Readex Pro Light" w:cs="Readex Pro Light"/>
+                  <w:rFonts w:ascii="Tahoma" w:hAnsi="Tahoma" w:cs="Tahoma"/>
                   <w:sz w:val="18"/>
                   <w:szCs w:val="18"/>
                 </w:rPr>
@@ -571,14 +571,14 @@
               <w:ind w:left="465"/>
               <w:jc w:val="center"/>
               <w:rPr>
-                <w:rFonts w:ascii="Readex Pro Light" w:hAnsi="Readex Pro Light" w:cs="Readex Pro Light"/>
-                <w:sz w:val="18"/>
-                <w:szCs w:val="18"/>
-              </w:rPr>
-            </w:pPr>
-            <w:r>
-              <w:rPr>
-                <w:rFonts w:ascii="Readex Pro Light" w:hAnsi="Readex Pro Light" w:cs="Readex Pro Light"/>
+                <w:rFonts w:ascii="Tahoma" w:hAnsi="Tahoma" w:cs="Tahoma"/>
+                <w:sz w:val="18"/>
+                <w:szCs w:val="18"/>
+              </w:rPr>
+            </w:pPr>
+            <w:r>
+              <w:rPr>
+                <w:rFonts w:ascii="Tahoma" w:hAnsi="Tahoma" w:cs="Tahoma"/>
                 <w:sz w:val="18"/>
                 <w:szCs w:val="18"/>
               </w:rPr>
@@ -586,7 +586,7 @@
             </w:r>
             <w:r>
               <w:rPr>
-                <w:rFonts w:ascii="Readex Pro Light" w:hAnsi="Readex Pro Light" w:cs="Readex Pro Light"/>
+                <w:rFonts w:ascii="Tahoma" w:hAnsi="Tahoma" w:cs="Tahoma"/>
                 <w:sz w:val="18"/>
                 <w:szCs w:val="18"/>
               </w:rPr>
@@ -595,7 +595,7 @@
             <w:sdt>
               <w:sdtPr>
                 <w:rPr>
-                  <w:rFonts w:ascii="Readex Pro Light" w:hAnsi="Readex Pro Light" w:cs="Readex Pro Light"/>
+                  <w:rFonts w:ascii="Tahoma" w:hAnsi="Tahoma" w:cs="Tahoma"/>
                   <w:sz w:val="18"/>
                   <w:szCs w:val="18"/>
                 </w:rPr>
@@ -631,14 +631,14 @@
             <w:pPr>
               <w:pStyle w:val="NoSpacing"/>
               <w:rPr>
-                <w:rFonts w:ascii="Readex Pro Light" w:hAnsi="Readex Pro Light" w:cs="Readex Pro Light"/>
-                <w:sz w:val="18"/>
-                <w:szCs w:val="18"/>
-              </w:rPr>
-            </w:pPr>
-            <w:r>
-              <w:rPr>
-                <w:rFonts w:ascii="Readex Pro Light" w:hAnsi="Readex Pro Light" w:cs="Readex Pro Light"/>
+                <w:rFonts w:ascii="Tahoma" w:hAnsi="Tahoma" w:cs="Tahoma"/>
+                <w:sz w:val="18"/>
+                <w:szCs w:val="18"/>
+              </w:rPr>
+            </w:pPr>
+            <w:r>
+              <w:rPr>
+                <w:rFonts w:ascii="Tahoma" w:hAnsi="Tahoma" w:cs="Tahoma"/>
                 <w:sz w:val="18"/>
                 <w:szCs w:val="18"/>
                 <w:shd w:val="clear" w:color="auto" w:fill="E68233"/>
@@ -647,7 +647,7 @@
             </w:r>
             <w:r>
               <w:rPr>
-                <w:rFonts w:ascii="Readex Pro Light" w:hAnsi="Readex Pro Light" w:cs="Readex Pro Light"/>
+                <w:rFonts w:ascii="Tahoma" w:hAnsi="Tahoma" w:cs="Tahoma"/>
                 <w:sz w:val="18"/>
                 <w:szCs w:val="18"/>
               </w:rPr>
@@ -656,7 +656,7 @@
             <w:proofErr w:type="gramStart"/>
             <w:r>
               <w:rPr>
-                <w:rFonts w:ascii="Readex Pro Light" w:hAnsi="Readex Pro Light" w:cs="Readex Pro Light"/>
+                <w:rFonts w:ascii="Tahoma" w:hAnsi="Tahoma" w:cs="Tahoma"/>
                 <w:sz w:val="18"/>
                 <w:szCs w:val="18"/>
               </w:rPr>
@@ -680,14 +680,14 @@
                 <w:numId w:val="1"/>
               </w:numPr>
               <w:rPr>
-                <w:rFonts w:ascii="Readex Pro Light" w:hAnsi="Readex Pro Light" w:cs="Readex Pro Light"/>
-                <w:sz w:val="18"/>
-                <w:szCs w:val="18"/>
-              </w:rPr>
-            </w:pPr>
-            <w:r>
-              <w:rPr>
-                <w:rFonts w:ascii="Readex Pro Light" w:hAnsi="Readex Pro Light" w:cs="Readex Pro Light"/>
+                <w:rFonts w:ascii="Tahoma" w:hAnsi="Tahoma" w:cs="Tahoma"/>
+                <w:sz w:val="18"/>
+                <w:szCs w:val="18"/>
+              </w:rPr>
+            </w:pPr>
+            <w:r>
+              <w:rPr>
+                <w:rFonts w:ascii="Tahoma" w:hAnsi="Tahoma" w:cs="Tahoma"/>
                 <w:sz w:val="18"/>
                 <w:szCs w:val="18"/>
               </w:rPr>
@@ -696,7 +696,7 @@
             <w:sdt>
               <w:sdtPr>
                 <w:rPr>
-                  <w:rFonts w:ascii="Readex Pro Light" w:hAnsi="Readex Pro Light" w:cs="Readex Pro Light"/>
+                  <w:rFonts w:ascii="Tahoma" w:hAnsi="Tahoma" w:cs="Tahoma"/>
                   <w:sz w:val="18"/>
                   <w:szCs w:val="18"/>
                 </w:rPr>
@@ -733,14 +733,14 @@
                 <w:numId w:val="1"/>
               </w:numPr>
               <w:rPr>
-                <w:rFonts w:ascii="Readex Pro Light" w:hAnsi="Readex Pro Light" w:cs="Readex Pro Light"/>
-                <w:sz w:val="18"/>
-                <w:szCs w:val="18"/>
-              </w:rPr>
-            </w:pPr>
-            <w:r>
-              <w:rPr>
-                <w:rFonts w:ascii="Readex Pro Light" w:hAnsi="Readex Pro Light" w:cs="Readex Pro Light"/>
+                <w:rFonts w:ascii="Tahoma" w:hAnsi="Tahoma" w:cs="Tahoma"/>
+                <w:sz w:val="18"/>
+                <w:szCs w:val="18"/>
+              </w:rPr>
+            </w:pPr>
+            <w:r>
+              <w:rPr>
+                <w:rFonts w:ascii="Tahoma" w:hAnsi="Tahoma" w:cs="Tahoma"/>
                 <w:sz w:val="18"/>
                 <w:szCs w:val="18"/>
               </w:rPr>
@@ -749,7 +749,7 @@
             <w:sdt>
               <w:sdtPr>
                 <w:rPr>
-                  <w:rFonts w:ascii="Readex Pro Light" w:hAnsi="Readex Pro Light" w:cs="Readex Pro Light"/>
+                  <w:rFonts w:ascii="Tahoma" w:hAnsi="Tahoma" w:cs="Tahoma"/>
                   <w:sz w:val="18"/>
                   <w:szCs w:val="18"/>
                 </w:rPr>
@@ -785,14 +785,14 @@
             <w:pPr>
               <w:pStyle w:val="NoSpacing"/>
               <w:rPr>
-                <w:rFonts w:ascii="Readex Pro Light" w:hAnsi="Readex Pro Light" w:cs="Readex Pro Light"/>
-                <w:sz w:val="18"/>
-                <w:szCs w:val="18"/>
-              </w:rPr>
-            </w:pPr>
-            <w:r>
-              <w:rPr>
-                <w:rFonts w:ascii="Readex Pro Light" w:hAnsi="Readex Pro Light" w:cs="Readex Pro Light"/>
+                <w:rFonts w:ascii="Tahoma" w:hAnsi="Tahoma" w:cs="Tahoma"/>
+                <w:sz w:val="18"/>
+                <w:szCs w:val="18"/>
+              </w:rPr>
+            </w:pPr>
+            <w:r>
+              <w:rPr>
+                <w:rFonts w:ascii="Tahoma" w:hAnsi="Tahoma" w:cs="Tahoma"/>
                 <w:sz w:val="18"/>
                 <w:szCs w:val="18"/>
               </w:rPr>
@@ -801,7 +801,7 @@
             <w:proofErr w:type="gramStart"/>
             <w:r>
               <w:rPr>
-                <w:rFonts w:ascii="Readex Pro Light" w:hAnsi="Readex Pro Light" w:cs="Readex Pro Light"/>
+                <w:rFonts w:ascii="Tahoma" w:hAnsi="Tahoma" w:cs="Tahoma"/>
                 <w:sz w:val="18"/>
                 <w:szCs w:val="18"/>
               </w:rPr>
@@ -824,7 +824,7 @@
             <w:pPr>
               <w:pStyle w:val="NoSpacing"/>
               <w:rPr>
-                <w:rFonts w:ascii="Readex Pro Light" w:hAnsi="Readex Pro Light" w:cs="Readex Pro Light"/>
+                <w:rFonts w:ascii="Tahoma" w:hAnsi="Tahoma" w:cs="Tahoma"/>
                 <w:sz w:val="18"/>
                 <w:szCs w:val="18"/>
               </w:rPr>
@@ -842,15 +842,15 @@
             <w:pPr>
               <w:pStyle w:val="NoSpacing"/>
               <w:rPr>
-                <w:rFonts w:ascii="Readex Pro Light" w:hAnsi="Readex Pro Light" w:cs="Readex Pro Light"/>
-                <w:color w:val="FFFFFF" w:themeColor="background1"/>
-                <w:sz w:val="18"/>
-                <w:szCs w:val="18"/>
-              </w:rPr>
-            </w:pPr>
-            <w:r>
-              <w:rPr>
-                <w:rFonts w:ascii="Readex Pro Light" w:hAnsi="Readex Pro Light" w:cs="Readex Pro Light"/>
+                <w:rFonts w:ascii="Tahoma" w:hAnsi="Tahoma" w:cs="Tahoma"/>
+                <w:color w:val="FFFFFF" w:themeColor="background1"/>
+                <w:sz w:val="18"/>
+                <w:szCs w:val="18"/>
+              </w:rPr>
+            </w:pPr>
+            <w:r>
+              <w:rPr>
+                <w:rFonts w:ascii="Tahoma" w:hAnsi="Tahoma" w:cs="Tahoma"/>
                 <w:color w:val="FFFFFF" w:themeColor="background1"/>
                 <w:sz w:val="18"/>
                 <w:szCs w:val="18"/>
@@ -868,7 +868,7 @@
             <w:pPr>
               <w:pStyle w:val="NoSpacing"/>
               <w:rPr>
-                <w:rFonts w:ascii="Readex Pro Light" w:hAnsi="Readex Pro Light" w:cs="Readex Pro Light"/>
+                <w:rFonts w:ascii="Tahoma" w:hAnsi="Tahoma" w:cs="Tahoma"/>
                 <w:sz w:val="18"/>
                 <w:szCs w:val="18"/>
               </w:rPr>
@@ -886,15 +886,15 @@
             <w:pPr>
               <w:pStyle w:val="NoSpacing"/>
               <w:rPr>
-                <w:rFonts w:ascii="Readex Pro Light" w:hAnsi="Readex Pro Light" w:cs="Readex Pro Light"/>
-                <w:color w:val="FFFFFF" w:themeColor="background1"/>
-                <w:sz w:val="18"/>
-                <w:szCs w:val="18"/>
-              </w:rPr>
-            </w:pPr>
-            <w:r>
-              <w:rPr>
-                <w:rFonts w:ascii="Readex Pro Light" w:hAnsi="Readex Pro Light" w:cs="Readex Pro Light"/>
+                <w:rFonts w:ascii="Tahoma" w:hAnsi="Tahoma" w:cs="Tahoma"/>
+                <w:color w:val="FFFFFF" w:themeColor="background1"/>
+                <w:sz w:val="18"/>
+                <w:szCs w:val="18"/>
+              </w:rPr>
+            </w:pPr>
+            <w:r>
+              <w:rPr>
+                <w:rFonts w:ascii="Tahoma" w:hAnsi="Tahoma" w:cs="Tahoma"/>
                 <w:color w:val="FFFFFF" w:themeColor="background1"/>
                 <w:sz w:val="18"/>
                 <w:szCs w:val="18"/>
@@ -912,7 +912,7 @@
             <w:pPr>
               <w:pStyle w:val="NoSpacing"/>
               <w:rPr>
-                <w:rFonts w:ascii="Readex Pro Light" w:hAnsi="Readex Pro Light" w:cs="Readex Pro Light"/>
+                <w:rFonts w:ascii="Tahoma" w:hAnsi="Tahoma" w:cs="Tahoma"/>
                 <w:sz w:val="18"/>
                 <w:szCs w:val="18"/>
               </w:rPr>
@@ -930,15 +930,15 @@
             <w:pPr>
               <w:pStyle w:val="NoSpacing"/>
               <w:rPr>
-                <w:rFonts w:ascii="Readex Pro Light" w:hAnsi="Readex Pro Light" w:cs="Readex Pro Light"/>
-                <w:color w:val="FFFFFF" w:themeColor="background1"/>
-                <w:sz w:val="18"/>
-                <w:szCs w:val="18"/>
-              </w:rPr>
-            </w:pPr>
-            <w:r>
-              <w:rPr>
-                <w:rFonts w:ascii="Readex Pro Light" w:hAnsi="Readex Pro Light" w:cs="Readex Pro Light"/>
+                <w:rFonts w:ascii="Tahoma" w:hAnsi="Tahoma" w:cs="Tahoma"/>
+                <w:color w:val="FFFFFF" w:themeColor="background1"/>
+                <w:sz w:val="18"/>
+                <w:szCs w:val="18"/>
+              </w:rPr>
+            </w:pPr>
+            <w:r>
+              <w:rPr>
+                <w:rFonts w:ascii="Tahoma" w:hAnsi="Tahoma" w:cs="Tahoma"/>
                 <w:color w:val="FFFFFF" w:themeColor="background1"/>
                 <w:sz w:val="18"/>
                 <w:szCs w:val="18"/>
@@ -956,7 +956,7 @@
             <w:pPr>
               <w:pStyle w:val="NoSpacing"/>
               <w:rPr>
-                <w:rFonts w:ascii="Readex Pro Light" w:hAnsi="Readex Pro Light" w:cs="Readex Pro Light"/>
+                <w:rFonts w:ascii="Tahoma" w:hAnsi="Tahoma" w:cs="Tahoma"/>
                 <w:sz w:val="18"/>
                 <w:szCs w:val="18"/>
               </w:rPr>
@@ -975,15 +975,15 @@
             <w:pPr>
               <w:pStyle w:val="NoSpacing"/>
               <w:rPr>
-                <w:rFonts w:ascii="Readex Pro Light" w:hAnsi="Readex Pro Light" w:cs="Readex Pro Light"/>
-                <w:color w:val="FFFFFF" w:themeColor="background1"/>
-                <w:sz w:val="18"/>
-                <w:szCs w:val="18"/>
-              </w:rPr>
-            </w:pPr>
-            <w:r>
-              <w:rPr>
-                <w:rFonts w:ascii="Readex Pro Light" w:hAnsi="Readex Pro Light" w:cs="Readex Pro Light"/>
+                <w:rFonts w:ascii="Tahoma" w:hAnsi="Tahoma" w:cs="Tahoma"/>
+                <w:color w:val="FFFFFF" w:themeColor="background1"/>
+                <w:sz w:val="18"/>
+                <w:szCs w:val="18"/>
+              </w:rPr>
+            </w:pPr>
+            <w:r>
+              <w:rPr>
+                <w:rFonts w:ascii="Tahoma" w:hAnsi="Tahoma" w:cs="Tahoma"/>
                 <w:color w:val="FFFFFF" w:themeColor="background1"/>
                 <w:sz w:val="18"/>
                 <w:szCs w:val="18"/>
@@ -1001,7 +1001,7 @@
             <w:pPr>
               <w:pStyle w:val="NoSpacing"/>
               <w:rPr>
-                <w:rFonts w:ascii="Readex Pro Light" w:hAnsi="Readex Pro Light" w:cs="Readex Pro Light"/>
+                <w:rFonts w:ascii="Tahoma" w:hAnsi="Tahoma" w:cs="Tahoma"/>
                 <w:sz w:val="18"/>
                 <w:szCs w:val="18"/>
               </w:rPr>
@@ -1019,15 +1019,15 @@
             <w:pPr>
               <w:pStyle w:val="NoSpacing"/>
               <w:rPr>
-                <w:rFonts w:ascii="Readex Pro Light" w:hAnsi="Readex Pro Light" w:cs="Readex Pro Light"/>
-                <w:color w:val="FFFFFF" w:themeColor="background1"/>
-                <w:sz w:val="18"/>
-                <w:szCs w:val="18"/>
-              </w:rPr>
-            </w:pPr>
-            <w:r>
-              <w:rPr>
-                <w:rFonts w:ascii="Readex Pro Light" w:hAnsi="Readex Pro Light" w:cs="Readex Pro Light"/>
+                <w:rFonts w:ascii="Tahoma" w:hAnsi="Tahoma" w:cs="Tahoma"/>
+                <w:color w:val="FFFFFF" w:themeColor="background1"/>
+                <w:sz w:val="18"/>
+                <w:szCs w:val="18"/>
+              </w:rPr>
+            </w:pPr>
+            <w:r>
+              <w:rPr>
+                <w:rFonts w:ascii="Tahoma" w:hAnsi="Tahoma" w:cs="Tahoma"/>
                 <w:color w:val="FFFFFF" w:themeColor="background1"/>
                 <w:sz w:val="18"/>
                 <w:szCs w:val="18"/>
@@ -1045,7 +1045,7 @@
             <w:pPr>
               <w:pStyle w:val="NoSpacing"/>
               <w:rPr>
-                <w:rFonts w:ascii="Readex Pro Light" w:hAnsi="Readex Pro Light" w:cs="Readex Pro Light"/>
+                <w:rFonts w:ascii="Tahoma" w:hAnsi="Tahoma" w:cs="Tahoma"/>
                 <w:sz w:val="18"/>
                 <w:szCs w:val="18"/>
               </w:rPr>
@@ -1063,7 +1063,7 @@
             <w:pPr>
               <w:pStyle w:val="NoSpacing"/>
               <w:rPr>
-                <w:rFonts w:ascii="Readex Pro Light" w:hAnsi="Readex Pro Light" w:cs="Readex Pro Light"/>
+                <w:rFonts w:ascii="Tahoma" w:hAnsi="Tahoma" w:cs="Tahoma"/>
                 <w:sz w:val="18"/>
                 <w:szCs w:val="18"/>
               </w:rPr>
@@ -1079,7 +1079,7 @@
             <w:pPr>
               <w:pStyle w:val="NoSpacing"/>
               <w:rPr>
-                <w:rFonts w:ascii="Readex Pro Light" w:hAnsi="Readex Pro Light" w:cs="Readex Pro Light"/>
+                <w:rFonts w:ascii="Tahoma" w:hAnsi="Tahoma" w:cs="Tahoma"/>
                 <w:sz w:val="18"/>
                 <w:szCs w:val="18"/>
               </w:rPr>
@@ -1091,7 +1091,7 @@
     <w:p>
       <w:pPr>
         <w:rPr>
-          <w:rFonts w:ascii="Readex Pro Light" w:hAnsi="Readex Pro Light" w:cs="Readex Pro Light"/>
+          <w:rFonts w:ascii="Tahoma" w:hAnsi="Tahoma" w:cs="Tahoma"/>
           <w:sz w:val="20"/>
           <w:szCs w:val="20"/>
         </w:rPr>
@@ -1122,15 +1122,15 @@
             <w:pPr>
               <w:pStyle w:val="NoSpacing"/>
               <w:rPr>
-                <w:rFonts w:ascii="Readex Pro Light" w:hAnsi="Readex Pro Light" w:cs="Readex Pro Light"/>
-                <w:color w:val="FFFFFF" w:themeColor="background1"/>
-                <w:sz w:val="18"/>
-                <w:szCs w:val="18"/>
-              </w:rPr>
-            </w:pPr>
-            <w:r>
-              <w:rPr>
-                <w:rFonts w:ascii="Readex Pro Light" w:hAnsi="Readex Pro Light" w:cs="Readex Pro Light"/>
+                <w:rFonts w:ascii="Tahoma" w:hAnsi="Tahoma" w:cs="Tahoma"/>
+                <w:color w:val="FFFFFF" w:themeColor="background1"/>
+                <w:sz w:val="18"/>
+                <w:szCs w:val="18"/>
+              </w:rPr>
+            </w:pPr>
+            <w:r>
+              <w:rPr>
+                <w:rFonts w:ascii="Tahoma" w:hAnsi="Tahoma" w:cs="Tahoma"/>
                 <w:color w:val="FFFFFF" w:themeColor="background1"/>
                 <w:sz w:val="18"/>
                 <w:szCs w:val="18"/>
@@ -1151,15 +1151,15 @@
             <w:pPr>
               <w:pStyle w:val="NoSpacing"/>
               <w:rPr>
-                <w:rFonts w:ascii="Readex Pro Light" w:hAnsi="Readex Pro Light" w:cs="Readex Pro Light"/>
-                <w:color w:val="FFFFFF" w:themeColor="background1"/>
-                <w:sz w:val="18"/>
-                <w:szCs w:val="18"/>
-              </w:rPr>
-            </w:pPr>
-            <w:r>
-              <w:rPr>
-                <w:rFonts w:ascii="Readex Pro Light" w:hAnsi="Readex Pro Light" w:cs="Readex Pro Light"/>
+                <w:rFonts w:ascii="Tahoma" w:hAnsi="Tahoma" w:cs="Tahoma"/>
+                <w:color w:val="FFFFFF" w:themeColor="background1"/>
+                <w:sz w:val="18"/>
+                <w:szCs w:val="18"/>
+              </w:rPr>
+            </w:pPr>
+            <w:r>
+              <w:rPr>
+                <w:rFonts w:ascii="Tahoma" w:hAnsi="Tahoma" w:cs="Tahoma"/>
                 <w:color w:val="FFFFFF" w:themeColor="background1"/>
                 <w:sz w:val="18"/>
                 <w:szCs w:val="18"/>
@@ -1173,7 +1173,7 @@
         <w:sdt>
           <w:sdtPr>
             <w:rPr>
-              <w:rFonts w:ascii="Readex Pro Light" w:hAnsi="Readex Pro Light" w:cs="Readex Pro Light"/>
+              <w:rFonts w:ascii="Tahoma" w:hAnsi="Tahoma" w:cs="Tahoma"/>
               <w:sz w:val="18"/>
               <w:szCs w:val="18"/>
             </w:rPr>
@@ -1193,7 +1193,7 @@
                 <w:pPr>
                   <w:pStyle w:val="NoSpacing"/>
                   <w:rPr>
-                    <w:rFonts w:ascii="Readex Pro Light" w:hAnsi="Readex Pro Light" w:cs="Readex Pro Light"/>
+                    <w:rFonts w:ascii="Tahoma" w:hAnsi="Tahoma" w:cs="Tahoma"/>
                     <w:sz w:val="18"/>
                     <w:szCs w:val="18"/>
                   </w:rPr>
@@ -1219,14 +1219,14 @@
             <w:pPr>
               <w:pStyle w:val="NoSpacing"/>
               <w:rPr>
-                <w:rFonts w:ascii="Readex Pro Light" w:hAnsi="Readex Pro Light" w:cs="Readex Pro Light"/>
-                <w:sz w:val="18"/>
-                <w:szCs w:val="18"/>
-              </w:rPr>
-            </w:pPr>
-            <w:r>
-              <w:rPr>
-                <w:rFonts w:ascii="Readex Pro Light" w:hAnsi="Readex Pro Light" w:cs="Readex Pro Light"/>
+                <w:rFonts w:ascii="Tahoma" w:hAnsi="Tahoma" w:cs="Tahoma"/>
+                <w:sz w:val="18"/>
+                <w:szCs w:val="18"/>
+              </w:rPr>
+            </w:pPr>
+            <w:r>
+              <w:rPr>
+                <w:rFonts w:ascii="Tahoma" w:hAnsi="Tahoma" w:cs="Tahoma"/>
                 <w:sz w:val="18"/>
                 <w:szCs w:val="18"/>
               </w:rPr>
@@ -1237,7 +1237,7 @@
         <w:sdt>
           <w:sdtPr>
             <w:rPr>
-              <w:rFonts w:ascii="Readex Pro Light" w:hAnsi="Readex Pro Light" w:cs="Readex Pro Light"/>
+              <w:rFonts w:ascii="Tahoma" w:hAnsi="Tahoma" w:cs="Tahoma"/>
               <w:sz w:val="18"/>
               <w:szCs w:val="18"/>
             </w:rPr>
@@ -1257,7 +1257,7 @@
                 <w:pPr>
                   <w:pStyle w:val="NoSpacing"/>
                   <w:rPr>
-                    <w:rFonts w:ascii="Readex Pro Light" w:hAnsi="Readex Pro Light" w:cs="Readex Pro Light"/>
+                    <w:rFonts w:ascii="Tahoma" w:hAnsi="Tahoma" w:cs="Tahoma"/>
                     <w:sz w:val="18"/>
                     <w:szCs w:val="18"/>
                   </w:rPr>
@@ -1283,14 +1283,14 @@
             <w:pPr>
               <w:pStyle w:val="NoSpacing"/>
               <w:rPr>
-                <w:rFonts w:ascii="Readex Pro Light" w:hAnsi="Readex Pro Light" w:cs="Readex Pro Light"/>
-                <w:sz w:val="18"/>
-                <w:szCs w:val="18"/>
-              </w:rPr>
-            </w:pPr>
-            <w:r>
-              <w:rPr>
-                <w:rFonts w:ascii="Readex Pro Light" w:hAnsi="Readex Pro Light" w:cs="Readex Pro Light"/>
+                <w:rFonts w:ascii="Tahoma" w:hAnsi="Tahoma" w:cs="Tahoma"/>
+                <w:sz w:val="18"/>
+                <w:szCs w:val="18"/>
+              </w:rPr>
+            </w:pPr>
+            <w:r>
+              <w:rPr>
+                <w:rFonts w:ascii="Tahoma" w:hAnsi="Tahoma" w:cs="Tahoma"/>
                 <w:sz w:val="18"/>
                 <w:szCs w:val="18"/>
               </w:rPr>
@@ -1303,7 +1303,7 @@
         <w:sdt>
           <w:sdtPr>
             <w:rPr>
-              <w:rFonts w:ascii="Readex Pro Light" w:hAnsi="Readex Pro Light" w:cs="Readex Pro Light"/>
+              <w:rFonts w:ascii="Tahoma" w:hAnsi="Tahoma" w:cs="Tahoma"/>
               <w:sz w:val="18"/>
               <w:szCs w:val="18"/>
             </w:rPr>
@@ -1323,7 +1323,7 @@
                 <w:pPr>
                   <w:pStyle w:val="NoSpacing"/>
                   <w:rPr>
-                    <w:rFonts w:ascii="Readex Pro Light" w:hAnsi="Readex Pro Light" w:cs="Readex Pro Light"/>
+                    <w:rFonts w:ascii="Tahoma" w:hAnsi="Tahoma" w:cs="Tahoma"/>
                     <w:sz w:val="18"/>
                     <w:szCs w:val="18"/>
                   </w:rPr>
@@ -1349,14 +1349,14 @@
             <w:pPr>
               <w:pStyle w:val="NoSpacing"/>
               <w:rPr>
-                <w:rFonts w:ascii="Readex Pro Light" w:hAnsi="Readex Pro Light" w:cs="Readex Pro Light"/>
-                <w:sz w:val="18"/>
-                <w:szCs w:val="18"/>
-              </w:rPr>
-            </w:pPr>
-            <w:r>
-              <w:rPr>
-                <w:rFonts w:ascii="Readex Pro Light" w:hAnsi="Readex Pro Light" w:cs="Readex Pro Light"/>
+                <w:rFonts w:ascii="Tahoma" w:hAnsi="Tahoma" w:cs="Tahoma"/>
+                <w:sz w:val="18"/>
+                <w:szCs w:val="18"/>
+              </w:rPr>
+            </w:pPr>
+            <w:r>
+              <w:rPr>
+                <w:rFonts w:ascii="Tahoma" w:hAnsi="Tahoma" w:cs="Tahoma"/>
                 <w:sz w:val="18"/>
                 <w:szCs w:val="18"/>
               </w:rPr>
@@ -1367,7 +1367,7 @@
         <w:sdt>
           <w:sdtPr>
             <w:rPr>
-              <w:rFonts w:ascii="Readex Pro Light" w:hAnsi="Readex Pro Light" w:cs="Readex Pro Light"/>
+              <w:rFonts w:ascii="Tahoma" w:hAnsi="Tahoma" w:cs="Tahoma"/>
               <w:sz w:val="18"/>
               <w:szCs w:val="18"/>
             </w:rPr>
@@ -1387,7 +1387,7 @@
                 <w:pPr>
                   <w:pStyle w:val="NoSpacing"/>
                   <w:rPr>
-                    <w:rFonts w:ascii="Readex Pro Light" w:hAnsi="Readex Pro Light" w:cs="Readex Pro Light"/>
+                    <w:rFonts w:ascii="Tahoma" w:hAnsi="Tahoma" w:cs="Tahoma"/>
                     <w:sz w:val="18"/>
                     <w:szCs w:val="18"/>
                   </w:rPr>
@@ -1413,14 +1413,14 @@
             <w:pPr>
               <w:pStyle w:val="NoSpacing"/>
               <w:rPr>
-                <w:rFonts w:ascii="Readex Pro Light" w:hAnsi="Readex Pro Light" w:cs="Readex Pro Light"/>
-                <w:sz w:val="18"/>
-                <w:szCs w:val="18"/>
-              </w:rPr>
-            </w:pPr>
-            <w:r>
-              <w:rPr>
-                <w:rFonts w:ascii="Readex Pro Light" w:hAnsi="Readex Pro Light" w:cs="Readex Pro Light"/>
+                <w:rFonts w:ascii="Tahoma" w:hAnsi="Tahoma" w:cs="Tahoma"/>
+                <w:sz w:val="18"/>
+                <w:szCs w:val="18"/>
+              </w:rPr>
+            </w:pPr>
+            <w:r>
+              <w:rPr>
+                <w:rFonts w:ascii="Tahoma" w:hAnsi="Tahoma" w:cs="Tahoma"/>
                 <w:sz w:val="18"/>
                 <w:szCs w:val="18"/>
               </w:rPr>
@@ -1433,7 +1433,7 @@
         <w:sdt>
           <w:sdtPr>
             <w:rPr>
-              <w:rFonts w:ascii="Readex Pro Light" w:hAnsi="Readex Pro Light" w:cs="Readex Pro Light"/>
+              <w:rFonts w:ascii="Tahoma" w:hAnsi="Tahoma" w:cs="Tahoma"/>
               <w:sz w:val="18"/>
               <w:szCs w:val="18"/>
             </w:rPr>
@@ -1453,7 +1453,7 @@
                 <w:pPr>
                   <w:pStyle w:val="NoSpacing"/>
                   <w:rPr>
-                    <w:rFonts w:ascii="Readex Pro Light" w:hAnsi="Readex Pro Light" w:cs="Readex Pro Light"/>
+                    <w:rFonts w:ascii="Tahoma" w:hAnsi="Tahoma" w:cs="Tahoma"/>
                     <w:sz w:val="18"/>
                     <w:szCs w:val="18"/>
                   </w:rPr>
@@ -1479,14 +1479,14 @@
             <w:pPr>
               <w:pStyle w:val="NoSpacing"/>
               <w:rPr>
-                <w:rFonts w:ascii="Readex Pro Light" w:hAnsi="Readex Pro Light" w:cs="Readex Pro Light"/>
-                <w:sz w:val="18"/>
-                <w:szCs w:val="18"/>
-              </w:rPr>
-            </w:pPr>
-            <w:r>
-              <w:rPr>
-                <w:rFonts w:ascii="Readex Pro Light" w:hAnsi="Readex Pro Light" w:cs="Readex Pro Light"/>
+                <w:rFonts w:ascii="Tahoma" w:hAnsi="Tahoma" w:cs="Tahoma"/>
+                <w:sz w:val="18"/>
+                <w:szCs w:val="18"/>
+              </w:rPr>
+            </w:pPr>
+            <w:r>
+              <w:rPr>
+                <w:rFonts w:ascii="Tahoma" w:hAnsi="Tahoma" w:cs="Tahoma"/>
                 <w:sz w:val="18"/>
                 <w:szCs w:val="18"/>
               </w:rPr>
@@ -1497,7 +1497,7 @@
         <w:sdt>
           <w:sdtPr>
             <w:rPr>
-              <w:rFonts w:ascii="Readex Pro Light" w:hAnsi="Readex Pro Light" w:cs="Readex Pro Light"/>
+              <w:rFonts w:ascii="Tahoma" w:hAnsi="Tahoma" w:cs="Tahoma"/>
               <w:sz w:val="18"/>
               <w:szCs w:val="18"/>
             </w:rPr>
@@ -1517,7 +1517,7 @@
                 <w:pPr>
                   <w:pStyle w:val="NoSpacing"/>
                   <w:rPr>
-                    <w:rFonts w:ascii="Readex Pro Light" w:hAnsi="Readex Pro Light" w:cs="Readex Pro Light"/>
+                    <w:rFonts w:ascii="Tahoma" w:hAnsi="Tahoma" w:cs="Tahoma"/>
                     <w:sz w:val="18"/>
                     <w:szCs w:val="18"/>
                   </w:rPr>
@@ -1543,14 +1543,14 @@
             <w:pPr>
               <w:pStyle w:val="NoSpacing"/>
               <w:rPr>
-                <w:rFonts w:ascii="Readex Pro Light" w:hAnsi="Readex Pro Light" w:cs="Readex Pro Light"/>
-                <w:sz w:val="18"/>
-                <w:szCs w:val="18"/>
-              </w:rPr>
-            </w:pPr>
-            <w:r>
-              <w:rPr>
-                <w:rFonts w:ascii="Readex Pro Light" w:hAnsi="Readex Pro Light" w:cs="Readex Pro Light"/>
+                <w:rFonts w:ascii="Tahoma" w:hAnsi="Tahoma" w:cs="Tahoma"/>
+                <w:sz w:val="18"/>
+                <w:szCs w:val="18"/>
+              </w:rPr>
+            </w:pPr>
+            <w:r>
+              <w:rPr>
+                <w:rFonts w:ascii="Tahoma" w:hAnsi="Tahoma" w:cs="Tahoma"/>
                 <w:sz w:val="18"/>
                 <w:szCs w:val="18"/>
               </w:rPr>
@@ -1563,7 +1563,7 @@
         <w:sdt>
           <w:sdtPr>
             <w:rPr>
-              <w:rFonts w:ascii="Readex Pro Light" w:hAnsi="Readex Pro Light" w:cs="Readex Pro Light"/>
+              <w:rFonts w:ascii="Tahoma" w:hAnsi="Tahoma" w:cs="Tahoma"/>
               <w:sz w:val="18"/>
               <w:szCs w:val="18"/>
             </w:rPr>
@@ -1583,7 +1583,7 @@
                 <w:pPr>
                   <w:pStyle w:val="NoSpacing"/>
                   <w:rPr>
-                    <w:rFonts w:ascii="Readex Pro Light" w:hAnsi="Readex Pro Light" w:cs="Readex Pro Light"/>
+                    <w:rFonts w:ascii="Tahoma" w:hAnsi="Tahoma" w:cs="Tahoma"/>
                     <w:sz w:val="18"/>
                     <w:szCs w:val="18"/>
                   </w:rPr>
@@ -1609,14 +1609,14 @@
             <w:pPr>
               <w:pStyle w:val="NoSpacing"/>
               <w:rPr>
-                <w:rFonts w:ascii="Readex Pro Light" w:hAnsi="Readex Pro Light" w:cs="Readex Pro Light"/>
-                <w:sz w:val="18"/>
-                <w:szCs w:val="18"/>
-              </w:rPr>
-            </w:pPr>
-            <w:r>
-              <w:rPr>
-                <w:rFonts w:ascii="Readex Pro Light" w:hAnsi="Readex Pro Light" w:cs="Readex Pro Light"/>
+                <w:rFonts w:ascii="Tahoma" w:hAnsi="Tahoma" w:cs="Tahoma"/>
+                <w:sz w:val="18"/>
+                <w:szCs w:val="18"/>
+              </w:rPr>
+            </w:pPr>
+            <w:r>
+              <w:rPr>
+                <w:rFonts w:ascii="Tahoma" w:hAnsi="Tahoma" w:cs="Tahoma"/>
                 <w:sz w:val="18"/>
                 <w:szCs w:val="18"/>
               </w:rPr>
@@ -1627,7 +1627,7 @@
         <w:sdt>
           <w:sdtPr>
             <w:rPr>
-              <w:rFonts w:ascii="Readex Pro Light" w:hAnsi="Readex Pro Light" w:cs="Readex Pro Light"/>
+              <w:rFonts w:ascii="Tahoma" w:hAnsi="Tahoma" w:cs="Tahoma"/>
               <w:sz w:val="18"/>
               <w:szCs w:val="18"/>
             </w:rPr>
@@ -1647,7 +1647,7 @@
                 <w:pPr>
                   <w:pStyle w:val="NoSpacing"/>
                   <w:rPr>
-                    <w:rFonts w:ascii="Readex Pro Light" w:hAnsi="Readex Pro Light" w:cs="Readex Pro Light"/>
+                    <w:rFonts w:ascii="Tahoma" w:hAnsi="Tahoma" w:cs="Tahoma"/>
                     <w:sz w:val="18"/>
                     <w:szCs w:val="18"/>
                   </w:rPr>
@@ -1673,14 +1673,14 @@
             <w:pPr>
               <w:pStyle w:val="NoSpacing"/>
               <w:rPr>
-                <w:rFonts w:ascii="Readex Pro Light" w:hAnsi="Readex Pro Light" w:cs="Readex Pro Light"/>
-                <w:sz w:val="18"/>
-                <w:szCs w:val="18"/>
-              </w:rPr>
-            </w:pPr>
-            <w:r>
-              <w:rPr>
-                <w:rFonts w:ascii="Readex Pro Light" w:hAnsi="Readex Pro Light" w:cs="Readex Pro Light"/>
+                <w:rFonts w:ascii="Tahoma" w:hAnsi="Tahoma" w:cs="Tahoma"/>
+                <w:sz w:val="18"/>
+                <w:szCs w:val="18"/>
+              </w:rPr>
+            </w:pPr>
+            <w:r>
+              <w:rPr>
+                <w:rFonts w:ascii="Tahoma" w:hAnsi="Tahoma" w:cs="Tahoma"/>
                 <w:sz w:val="18"/>
                 <w:szCs w:val="18"/>
               </w:rPr>
@@ -1693,7 +1693,7 @@
         <w:sdt>
           <w:sdtPr>
             <w:rPr>
-              <w:rFonts w:ascii="Readex Pro Light" w:hAnsi="Readex Pro Light" w:cs="Readex Pro Light"/>
+              <w:rFonts w:ascii="Tahoma" w:hAnsi="Tahoma" w:cs="Tahoma"/>
               <w:sz w:val="18"/>
               <w:szCs w:val="18"/>
             </w:rPr>
@@ -1713,7 +1713,7 @@
                 <w:pPr>
                   <w:pStyle w:val="NoSpacing"/>
                   <w:rPr>
-                    <w:rFonts w:ascii="Readex Pro Light" w:hAnsi="Readex Pro Light" w:cs="Readex Pro Light"/>
+                    <w:rFonts w:ascii="Tahoma" w:hAnsi="Tahoma" w:cs="Tahoma"/>
                     <w:sz w:val="18"/>
                     <w:szCs w:val="18"/>
                   </w:rPr>
@@ -1739,14 +1739,14 @@
             <w:pPr>
               <w:pStyle w:val="NoSpacing"/>
               <w:rPr>
-                <w:rFonts w:ascii="Readex Pro Light" w:hAnsi="Readex Pro Light" w:cs="Readex Pro Light"/>
-                <w:sz w:val="18"/>
-                <w:szCs w:val="18"/>
-              </w:rPr>
-            </w:pPr>
-            <w:r>
-              <w:rPr>
-                <w:rFonts w:ascii="Readex Pro Light" w:hAnsi="Readex Pro Light" w:cs="Readex Pro Light"/>
+                <w:rFonts w:ascii="Tahoma" w:hAnsi="Tahoma" w:cs="Tahoma"/>
+                <w:sz w:val="18"/>
+                <w:szCs w:val="18"/>
+              </w:rPr>
+            </w:pPr>
+            <w:r>
+              <w:rPr>
+                <w:rFonts w:ascii="Tahoma" w:hAnsi="Tahoma" w:cs="Tahoma"/>
                 <w:sz w:val="18"/>
                 <w:szCs w:val="18"/>
               </w:rPr>
@@ -1757,7 +1757,7 @@
         <w:sdt>
           <w:sdtPr>
             <w:rPr>
-              <w:rFonts w:ascii="Readex Pro Light" w:hAnsi="Readex Pro Light" w:cs="Readex Pro Light"/>
+              <w:rFonts w:ascii="Tahoma" w:hAnsi="Tahoma" w:cs="Tahoma"/>
               <w:sz w:val="18"/>
               <w:szCs w:val="18"/>
             </w:rPr>
@@ -1777,7 +1777,7 @@
                 <w:pPr>
                   <w:pStyle w:val="NoSpacing"/>
                   <w:rPr>
-                    <w:rFonts w:ascii="Readex Pro Light" w:hAnsi="Readex Pro Light" w:cs="Readex Pro Light"/>
+                    <w:rFonts w:ascii="Tahoma" w:hAnsi="Tahoma" w:cs="Tahoma"/>
                     <w:sz w:val="18"/>
                     <w:szCs w:val="18"/>
                   </w:rPr>
@@ -1803,14 +1803,14 @@
             <w:pPr>
               <w:pStyle w:val="NoSpacing"/>
               <w:rPr>
-                <w:rFonts w:ascii="Readex Pro Light" w:hAnsi="Readex Pro Light" w:cs="Readex Pro Light"/>
-                <w:sz w:val="18"/>
-                <w:szCs w:val="18"/>
-              </w:rPr>
-            </w:pPr>
-            <w:r>
-              <w:rPr>
-                <w:rFonts w:ascii="Readex Pro Light" w:hAnsi="Readex Pro Light" w:cs="Readex Pro Light"/>
+                <w:rFonts w:ascii="Tahoma" w:hAnsi="Tahoma" w:cs="Tahoma"/>
+                <w:sz w:val="18"/>
+                <w:szCs w:val="18"/>
+              </w:rPr>
+            </w:pPr>
+            <w:r>
+              <w:rPr>
+                <w:rFonts w:ascii="Tahoma" w:hAnsi="Tahoma" w:cs="Tahoma"/>
                 <w:sz w:val="18"/>
                 <w:szCs w:val="18"/>
               </w:rPr>
@@ -1823,7 +1823,7 @@
         <w:sdt>
           <w:sdtPr>
             <w:rPr>
-              <w:rFonts w:ascii="Readex Pro Light" w:hAnsi="Readex Pro Light" w:cs="Readex Pro Light"/>
+              <w:rFonts w:ascii="Tahoma" w:hAnsi="Tahoma" w:cs="Tahoma"/>
               <w:sz w:val="18"/>
               <w:szCs w:val="18"/>
             </w:rPr>
@@ -1843,7 +1843,7 @@
                 <w:pPr>
                   <w:pStyle w:val="NoSpacing"/>
                   <w:rPr>
-                    <w:rFonts w:ascii="Readex Pro Light" w:hAnsi="Readex Pro Light" w:cs="Readex Pro Light"/>
+                    <w:rFonts w:ascii="Tahoma" w:hAnsi="Tahoma" w:cs="Tahoma"/>
                     <w:sz w:val="18"/>
                     <w:szCs w:val="18"/>
                   </w:rPr>
@@ -1869,14 +1869,14 @@
             <w:pPr>
               <w:pStyle w:val="NoSpacing"/>
               <w:rPr>
-                <w:rFonts w:ascii="Readex Pro Light" w:hAnsi="Readex Pro Light" w:cs="Readex Pro Light"/>
-                <w:sz w:val="18"/>
-                <w:szCs w:val="18"/>
-              </w:rPr>
-            </w:pPr>
-            <w:r>
-              <w:rPr>
-                <w:rFonts w:ascii="Readex Pro Light" w:hAnsi="Readex Pro Light" w:cs="Readex Pro Light"/>
+                <w:rFonts w:ascii="Tahoma" w:hAnsi="Tahoma" w:cs="Tahoma"/>
+                <w:sz w:val="18"/>
+                <w:szCs w:val="18"/>
+              </w:rPr>
+            </w:pPr>
+            <w:r>
+              <w:rPr>
+                <w:rFonts w:ascii="Tahoma" w:hAnsi="Tahoma" w:cs="Tahoma"/>
                 <w:sz w:val="18"/>
                 <w:szCs w:val="18"/>
               </w:rPr>
@@ -1898,17 +1898,17 @@
             <w:pPr>
               <w:pStyle w:val="NoSpacing"/>
               <w:rPr>
-                <w:rFonts w:ascii="Readex Pro Light" w:hAnsi="Readex Pro Light" w:cs="Readex Pro Light"/>
-                <w:sz w:val="18"/>
-                <w:szCs w:val="18"/>
-              </w:rPr>
-            </w:pPr>
-          </w:p>
-          <w:p>
-            <w:pPr>
-              <w:pStyle w:val="NoSpacing"/>
-              <w:rPr>
-                <w:rFonts w:ascii="Readex Pro Light" w:hAnsi="Readex Pro Light" w:cs="Readex Pro Light"/>
+                <w:rFonts w:ascii="Tahoma" w:hAnsi="Tahoma" w:cs="Tahoma"/>
+                <w:sz w:val="18"/>
+                <w:szCs w:val="18"/>
+              </w:rPr>
+            </w:pPr>
+          </w:p>
+          <w:p>
+            <w:pPr>
+              <w:pStyle w:val="NoSpacing"/>
+              <w:rPr>
+                <w:rFonts w:ascii="Tahoma" w:hAnsi="Tahoma" w:cs="Tahoma"/>
                 <w:sz w:val="18"/>
                 <w:szCs w:val="18"/>
               </w:rPr>
@@ -1927,15 +1927,15 @@
             <w:pPr>
               <w:pStyle w:val="NoSpacing"/>
               <w:rPr>
-                <w:rFonts w:ascii="Readex Pro Light" w:hAnsi="Readex Pro Light" w:cs="Readex Pro Light"/>
-                <w:color w:val="FFFFFF" w:themeColor="background1"/>
-                <w:sz w:val="18"/>
-                <w:szCs w:val="18"/>
-              </w:rPr>
-            </w:pPr>
-            <w:r>
-              <w:rPr>
-                <w:rFonts w:ascii="Readex Pro Light" w:hAnsi="Readex Pro Light" w:cs="Readex Pro Light"/>
+                <w:rFonts w:ascii="Tahoma" w:hAnsi="Tahoma" w:cs="Tahoma"/>
+                <w:color w:val="FFFFFF" w:themeColor="background1"/>
+                <w:sz w:val="18"/>
+                <w:szCs w:val="18"/>
+              </w:rPr>
+            </w:pPr>
+            <w:r>
+              <w:rPr>
+                <w:rFonts w:ascii="Tahoma" w:hAnsi="Tahoma" w:cs="Tahoma"/>
                 <w:color w:val="FFFFFF" w:themeColor="background1"/>
                 <w:sz w:val="18"/>
                 <w:szCs w:val="18"/>
@@ -1958,7 +1958,7 @@
             <w:pPr>
               <w:pStyle w:val="NoSpacing"/>
               <w:rPr>
-                <w:rFonts w:ascii="Readex Pro Light" w:hAnsi="Readex Pro Light" w:cs="Readex Pro Light"/>
+                <w:rFonts w:ascii="Tahoma" w:hAnsi="Tahoma" w:cs="Tahoma"/>
                 <w:sz w:val="18"/>
                 <w:szCs w:val="18"/>
               </w:rPr>
@@ -1977,15 +1977,15 @@
             <w:pPr>
               <w:pStyle w:val="NoSpacing"/>
               <w:rPr>
-                <w:rFonts w:ascii="Readex Pro Light" w:hAnsi="Readex Pro Light" w:cs="Readex Pro Light"/>
-                <w:color w:val="FFFFFF" w:themeColor="background1"/>
-                <w:sz w:val="18"/>
-                <w:szCs w:val="18"/>
-              </w:rPr>
-            </w:pPr>
-            <w:r>
-              <w:rPr>
-                <w:rFonts w:ascii="Readex Pro Light" w:hAnsi="Readex Pro Light" w:cs="Readex Pro Light"/>
+                <w:rFonts w:ascii="Tahoma" w:hAnsi="Tahoma" w:cs="Tahoma"/>
+                <w:color w:val="FFFFFF" w:themeColor="background1"/>
+                <w:sz w:val="18"/>
+                <w:szCs w:val="18"/>
+              </w:rPr>
+            </w:pPr>
+            <w:r>
+              <w:rPr>
+                <w:rFonts w:ascii="Tahoma" w:hAnsi="Tahoma" w:cs="Tahoma"/>
                 <w:color w:val="FFFFFF" w:themeColor="background1"/>
                 <w:sz w:val="18"/>
                 <w:szCs w:val="18"/>
@@ -2009,15 +2009,15 @@
             <w:pPr>
               <w:pStyle w:val="NoSpacing"/>
               <w:rPr>
-                <w:rFonts w:ascii="Readex Pro Light" w:hAnsi="Readex Pro Light" w:cs="Readex Pro Light"/>
-                <w:color w:val="FFFFFF" w:themeColor="background1"/>
-                <w:sz w:val="18"/>
-                <w:szCs w:val="18"/>
-              </w:rPr>
-            </w:pPr>
-            <w:r>
-              <w:rPr>
-                <w:rFonts w:ascii="Readex Pro Light" w:hAnsi="Readex Pro Light" w:cs="Readex Pro Light"/>
+                <w:rFonts w:ascii="Tahoma" w:hAnsi="Tahoma" w:cs="Tahoma"/>
+                <w:color w:val="FFFFFF" w:themeColor="background1"/>
+                <w:sz w:val="18"/>
+                <w:szCs w:val="18"/>
+              </w:rPr>
+            </w:pPr>
+            <w:r>
+              <w:rPr>
+                <w:rFonts w:ascii="Tahoma" w:hAnsi="Tahoma" w:cs="Tahoma"/>
                 <w:color w:val="FFFFFF" w:themeColor="background1"/>
                 <w:sz w:val="18"/>
                 <w:szCs w:val="18"/>
@@ -2034,14 +2034,14 @@
             <w:pPr>
               <w:pStyle w:val="NoSpacing"/>
               <w:rPr>
-                <w:rFonts w:ascii="Readex Pro Light" w:hAnsi="Readex Pro Light" w:cs="Readex Pro Light"/>
-                <w:sz w:val="18"/>
-                <w:szCs w:val="18"/>
-              </w:rPr>
-            </w:pPr>
-            <w:r>
-              <w:rPr>
-                <w:rFonts w:ascii="Readex Pro Light" w:hAnsi="Readex Pro Light" w:cs="Readex Pro Light"/>
+                <w:rFonts w:ascii="Tahoma" w:hAnsi="Tahoma" w:cs="Tahoma"/>
+                <w:sz w:val="18"/>
+                <w:szCs w:val="18"/>
+              </w:rPr>
+            </w:pPr>
+            <w:r>
+              <w:rPr>
+                <w:rFonts w:ascii="Tahoma" w:hAnsi="Tahoma" w:cs="Tahoma"/>
                 <w:sz w:val="18"/>
                 <w:szCs w:val="18"/>
               </w:rPr>
@@ -2050,7 +2050,7 @@
             <w:sdt>
               <w:sdtPr>
                 <w:rPr>
-                  <w:rFonts w:ascii="Readex Pro Light" w:hAnsi="Readex Pro Light" w:cs="Readex Pro Light"/>
+                  <w:rFonts w:ascii="Tahoma" w:hAnsi="Tahoma" w:cs="Tahoma"/>
                   <w:sz w:val="18"/>
                   <w:szCs w:val="18"/>
                 </w:rPr>
@@ -2083,14 +2083,14 @@
             <w:pPr>
               <w:pStyle w:val="NoSpacing"/>
               <w:rPr>
-                <w:rFonts w:ascii="Readex Pro Light" w:hAnsi="Readex Pro Light" w:cs="Readex Pro Light"/>
-                <w:sz w:val="18"/>
-                <w:szCs w:val="18"/>
-              </w:rPr>
-            </w:pPr>
-            <w:r>
-              <w:rPr>
-                <w:rFonts w:ascii="Readex Pro Light" w:hAnsi="Readex Pro Light" w:cs="Readex Pro Light"/>
+                <w:rFonts w:ascii="Tahoma" w:hAnsi="Tahoma" w:cs="Tahoma"/>
+                <w:sz w:val="18"/>
+                <w:szCs w:val="18"/>
+              </w:rPr>
+            </w:pPr>
+            <w:r>
+              <w:rPr>
+                <w:rFonts w:ascii="Tahoma" w:hAnsi="Tahoma" w:cs="Tahoma"/>
                 <w:sz w:val="18"/>
                 <w:szCs w:val="18"/>
               </w:rPr>
@@ -2099,7 +2099,7 @@
             <w:sdt>
               <w:sdtPr>
                 <w:rPr>
-                  <w:rFonts w:ascii="Readex Pro Light" w:hAnsi="Readex Pro Light" w:cs="Readex Pro Light"/>
+                  <w:rFonts w:ascii="Tahoma" w:hAnsi="Tahoma" w:cs="Tahoma"/>
                   <w:sz w:val="18"/>
                   <w:szCs w:val="18"/>
                 </w:rPr>
@@ -2123,7 +2123,7 @@
             </w:sdt>
             <w:r>
               <w:rPr>
-                <w:rFonts w:ascii="Readex Pro Light" w:hAnsi="Readex Pro Light" w:cs="Readex Pro Light"/>
+                <w:rFonts w:ascii="Tahoma" w:hAnsi="Tahoma" w:cs="Tahoma"/>
                 <w:sz w:val="18"/>
                 <w:szCs w:val="18"/>
               </w:rPr>
@@ -2146,15 +2146,15 @@
             <w:pPr>
               <w:pStyle w:val="NoSpacing"/>
               <w:rPr>
-                <w:rFonts w:ascii="Readex Pro Light" w:hAnsi="Readex Pro Light" w:cs="Readex Pro Light"/>
-                <w:color w:val="FFFFFF" w:themeColor="background1"/>
-                <w:sz w:val="18"/>
-                <w:szCs w:val="18"/>
-              </w:rPr>
-            </w:pPr>
-            <w:r>
-              <w:rPr>
-                <w:rFonts w:ascii="Readex Pro Light" w:hAnsi="Readex Pro Light" w:cs="Readex Pro Light"/>
+                <w:rFonts w:ascii="Tahoma" w:hAnsi="Tahoma" w:cs="Tahoma"/>
+                <w:color w:val="FFFFFF" w:themeColor="background1"/>
+                <w:sz w:val="18"/>
+                <w:szCs w:val="18"/>
+              </w:rPr>
+            </w:pPr>
+            <w:r>
+              <w:rPr>
+                <w:rFonts w:ascii="Tahoma" w:hAnsi="Tahoma" w:cs="Tahoma"/>
                 <w:color w:val="FFFFFF" w:themeColor="background1"/>
                 <w:sz w:val="18"/>
                 <w:szCs w:val="18"/>
@@ -2171,14 +2171,14 @@
             <w:pPr>
               <w:pStyle w:val="NoSpacing"/>
               <w:rPr>
-                <w:rFonts w:ascii="Readex Pro Light" w:hAnsi="Readex Pro Light" w:cs="Readex Pro Light"/>
-                <w:sz w:val="18"/>
-                <w:szCs w:val="18"/>
-              </w:rPr>
-            </w:pPr>
-            <w:r>
-              <w:rPr>
-                <w:rFonts w:ascii="Readex Pro Light" w:hAnsi="Readex Pro Light" w:cs="Readex Pro Light"/>
+                <w:rFonts w:ascii="Tahoma" w:hAnsi="Tahoma" w:cs="Tahoma"/>
+                <w:sz w:val="18"/>
+                <w:szCs w:val="18"/>
+              </w:rPr>
+            </w:pPr>
+            <w:r>
+              <w:rPr>
+                <w:rFonts w:ascii="Tahoma" w:hAnsi="Tahoma" w:cs="Tahoma"/>
                 <w:sz w:val="18"/>
                 <w:szCs w:val="18"/>
               </w:rPr>
@@ -2187,7 +2187,7 @@
             <w:sdt>
               <w:sdtPr>
                 <w:rPr>
-                  <w:rFonts w:ascii="Readex Pro Light" w:hAnsi="Readex Pro Light" w:cs="Readex Pro Light"/>
+                  <w:rFonts w:ascii="Tahoma" w:hAnsi="Tahoma" w:cs="Tahoma"/>
                   <w:sz w:val="18"/>
                   <w:szCs w:val="18"/>
                 </w:rPr>
@@ -2220,14 +2220,14 @@
             <w:pPr>
               <w:pStyle w:val="NoSpacing"/>
               <w:rPr>
-                <w:rFonts w:ascii="Readex Pro Light" w:hAnsi="Readex Pro Light" w:cs="Readex Pro Light"/>
-                <w:sz w:val="18"/>
-                <w:szCs w:val="18"/>
-              </w:rPr>
-            </w:pPr>
-            <w:r>
-              <w:rPr>
-                <w:rFonts w:ascii="Readex Pro Light" w:hAnsi="Readex Pro Light" w:cs="Readex Pro Light"/>
+                <w:rFonts w:ascii="Tahoma" w:hAnsi="Tahoma" w:cs="Tahoma"/>
+                <w:sz w:val="18"/>
+                <w:szCs w:val="18"/>
+              </w:rPr>
+            </w:pPr>
+            <w:r>
+              <w:rPr>
+                <w:rFonts w:ascii="Tahoma" w:hAnsi="Tahoma" w:cs="Tahoma"/>
                 <w:sz w:val="18"/>
                 <w:szCs w:val="18"/>
               </w:rPr>
@@ -2236,7 +2236,7 @@
             <w:sdt>
               <w:sdtPr>
                 <w:rPr>
-                  <w:rFonts w:ascii="Readex Pro Light" w:hAnsi="Readex Pro Light" w:cs="Readex Pro Light"/>
+                  <w:rFonts w:ascii="Tahoma" w:hAnsi="Tahoma" w:cs="Tahoma"/>
                   <w:sz w:val="18"/>
                   <w:szCs w:val="18"/>
                 </w:rPr>
@@ -2260,7 +2260,7 @@
             </w:sdt>
             <w:r>
               <w:rPr>
-                <w:rFonts w:ascii="Readex Pro Light" w:hAnsi="Readex Pro Light" w:cs="Readex Pro Light"/>
+                <w:rFonts w:ascii="Tahoma" w:hAnsi="Tahoma" w:cs="Tahoma"/>
                 <w:sz w:val="18"/>
                 <w:szCs w:val="18"/>
               </w:rPr>
@@ -2268,7 +2268,7 @@
             </w:r>
             <w:r>
               <w:rPr>
-                <w:rFonts w:ascii="Readex Pro Light" w:hAnsi="Readex Pro Light" w:cs="Readex Pro Light"/>
+                <w:rFonts w:ascii="Tahoma" w:hAnsi="Tahoma" w:cs="Tahoma"/>
                 <w:sz w:val="18"/>
                 <w:szCs w:val="18"/>
               </w:rPr>
@@ -2276,7 +2276,7 @@
             </w:r>
             <w:r>
               <w:rPr>
-                <w:rFonts w:ascii="Readex Pro Light" w:hAnsi="Readex Pro Light" w:cs="Readex Pro Light"/>
+                <w:rFonts w:ascii="Tahoma" w:hAnsi="Tahoma" w:cs="Tahoma"/>
                 <w:sz w:val="18"/>
                 <w:szCs w:val="18"/>
               </w:rPr>
@@ -2284,7 +2284,7 @@
             </w:r>
             <w:r>
               <w:rPr>
-                <w:rFonts w:ascii="Readex Pro Light" w:hAnsi="Readex Pro Light" w:cs="Readex Pro Light"/>
+                <w:rFonts w:ascii="Tahoma" w:hAnsi="Tahoma" w:cs="Tahoma"/>
                 <w:sz w:val="18"/>
                 <w:szCs w:val="18"/>
               </w:rPr>
@@ -2305,15 +2305,15 @@
             <w:pPr>
               <w:pStyle w:val="NoSpacing"/>
               <w:rPr>
-                <w:rFonts w:ascii="Readex Pro Light" w:hAnsi="Readex Pro Light" w:cs="Readex Pro Light"/>
-                <w:color w:val="FFFFFF" w:themeColor="background1"/>
-                <w:sz w:val="18"/>
-                <w:szCs w:val="18"/>
-              </w:rPr>
-            </w:pPr>
-            <w:r>
-              <w:rPr>
-                <w:rFonts w:ascii="Readex Pro Light" w:hAnsi="Readex Pro Light" w:cs="Readex Pro Light"/>
+                <w:rFonts w:ascii="Tahoma" w:hAnsi="Tahoma" w:cs="Tahoma"/>
+                <w:color w:val="FFFFFF" w:themeColor="background1"/>
+                <w:sz w:val="18"/>
+                <w:szCs w:val="18"/>
+              </w:rPr>
+            </w:pPr>
+            <w:r>
+              <w:rPr>
+                <w:rFonts w:ascii="Tahoma" w:hAnsi="Tahoma" w:cs="Tahoma"/>
                 <w:color w:val="FFFFFF" w:themeColor="background1"/>
                 <w:sz w:val="18"/>
                 <w:szCs w:val="18"/>
@@ -2333,14 +2333,14 @@
             <w:pPr>
               <w:pStyle w:val="NoSpacing"/>
               <w:rPr>
-                <w:rFonts w:ascii="Readex Pro Light" w:eastAsia="MS Gothic" w:hAnsi="Readex Pro Light" w:cs="Readex Pro Light"/>
-                <w:sz w:val="18"/>
-                <w:szCs w:val="18"/>
-              </w:rPr>
-            </w:pPr>
-            <w:r>
-              <w:rPr>
-                <w:rFonts w:ascii="Readex Pro Light" w:hAnsi="Readex Pro Light" w:cs="Readex Pro Light"/>
+                <w:rFonts w:ascii="Tahoma" w:eastAsia="MS Gothic" w:hAnsi="Tahoma" w:cs="Tahoma"/>
+                <w:sz w:val="18"/>
+                <w:szCs w:val="18"/>
+              </w:rPr>
+            </w:pPr>
+            <w:r>
+              <w:rPr>
+                <w:rFonts w:ascii="Tahoma" w:hAnsi="Tahoma" w:cs="Tahoma"/>
                 <w:sz w:val="18"/>
                 <w:szCs w:val="18"/>
               </w:rPr>
@@ -2349,7 +2349,7 @@
             <w:sdt>
               <w:sdtPr>
                 <w:rPr>
-                  <w:rFonts w:ascii="Readex Pro Light" w:hAnsi="Readex Pro Light" w:cs="Readex Pro Light"/>
+                  <w:rFonts w:ascii="Tahoma" w:hAnsi="Tahoma" w:cs="Tahoma"/>
                   <w:sz w:val="18"/>
                   <w:szCs w:val="18"/>
                 </w:rPr>
@@ -2375,7 +2375,7 @@
           <w:p>
             <w:pPr>
               <w:rPr>
-                <w:rFonts w:ascii="Readex Pro Light" w:hAnsi="Readex Pro Light" w:cs="Readex Pro Light"/>
+                <w:rFonts w:ascii="Tahoma" w:hAnsi="Tahoma" w:cs="Tahoma"/>
                 <w:sz w:val="20"/>
                 <w:szCs w:val="20"/>
               </w:rPr>
@@ -2390,14 +2390,14 @@
             <w:pPr>
               <w:pStyle w:val="NoSpacing"/>
               <w:rPr>
-                <w:rFonts w:ascii="Readex Pro Light" w:eastAsia="MS Gothic" w:hAnsi="Readex Pro Light" w:cs="Readex Pro Light"/>
-                <w:sz w:val="18"/>
-                <w:szCs w:val="18"/>
-              </w:rPr>
-            </w:pPr>
-            <w:r>
-              <w:rPr>
-                <w:rFonts w:ascii="Readex Pro Light" w:hAnsi="Readex Pro Light" w:cs="Readex Pro Light"/>
+                <w:rFonts w:ascii="Tahoma" w:eastAsia="MS Gothic" w:hAnsi="Tahoma" w:cs="Tahoma"/>
+                <w:sz w:val="18"/>
+                <w:szCs w:val="18"/>
+              </w:rPr>
+            </w:pPr>
+            <w:r>
+              <w:rPr>
+                <w:rFonts w:ascii="Tahoma" w:hAnsi="Tahoma" w:cs="Tahoma"/>
                 <w:sz w:val="18"/>
                 <w:szCs w:val="18"/>
               </w:rPr>
@@ -2406,7 +2406,7 @@
             <w:sdt>
               <w:sdtPr>
                 <w:rPr>
-                  <w:rFonts w:ascii="Readex Pro Light" w:hAnsi="Readex Pro Light" w:cs="Readex Pro Light"/>
+                  <w:rFonts w:ascii="Tahoma" w:hAnsi="Tahoma" w:cs="Tahoma"/>
                   <w:sz w:val="18"/>
                   <w:szCs w:val="18"/>
                 </w:rPr>
@@ -2432,7 +2432,7 @@
           <w:p>
             <w:pPr>
               <w:rPr>
-                <w:rFonts w:ascii="Readex Pro Light" w:hAnsi="Readex Pro Light" w:cs="Readex Pro Light"/>
+                <w:rFonts w:ascii="Tahoma" w:hAnsi="Tahoma" w:cs="Tahoma"/>
                 <w:sz w:val="20"/>
                 <w:szCs w:val="20"/>
               </w:rPr>
@@ -2448,14 +2448,14 @@
             <w:pPr>
               <w:pStyle w:val="NoSpacing"/>
               <w:rPr>
-                <w:rFonts w:ascii="Readex Pro Light" w:hAnsi="Readex Pro Light" w:cs="Readex Pro Light"/>
-                <w:sz w:val="18"/>
-                <w:szCs w:val="18"/>
-              </w:rPr>
-            </w:pPr>
-            <w:r>
-              <w:rPr>
-                <w:rFonts w:ascii="Readex Pro Light" w:hAnsi="Readex Pro Light" w:cs="Readex Pro Light"/>
+                <w:rFonts w:ascii="Tahoma" w:hAnsi="Tahoma" w:cs="Tahoma"/>
+                <w:sz w:val="18"/>
+                <w:szCs w:val="18"/>
+              </w:rPr>
+            </w:pPr>
+            <w:r>
+              <w:rPr>
+                <w:rFonts w:ascii="Tahoma" w:hAnsi="Tahoma" w:cs="Tahoma"/>
                 <w:sz w:val="18"/>
                 <w:szCs w:val="18"/>
               </w:rPr>
@@ -2464,7 +2464,7 @@
             <w:sdt>
               <w:sdtPr>
                 <w:rPr>
-                  <w:rFonts w:ascii="Readex Pro Light" w:hAnsi="Readex Pro Light" w:cs="Readex Pro Light"/>
+                  <w:rFonts w:ascii="Tahoma" w:hAnsi="Tahoma" w:cs="Tahoma"/>
                   <w:sz w:val="18"/>
                   <w:szCs w:val="18"/>
                 </w:rPr>
@@ -2496,14 +2496,14 @@
             <w:pPr>
               <w:pStyle w:val="NoSpacing"/>
               <w:rPr>
-                <w:rFonts w:ascii="Readex Pro Light" w:hAnsi="Readex Pro Light" w:cs="Readex Pro Light"/>
-                <w:sz w:val="18"/>
-                <w:szCs w:val="18"/>
-              </w:rPr>
-            </w:pPr>
-            <w:r>
-              <w:rPr>
-                <w:rFonts w:ascii="Readex Pro Light" w:hAnsi="Readex Pro Light" w:cs="Readex Pro Light"/>
+                <w:rFonts w:ascii="Tahoma" w:hAnsi="Tahoma" w:cs="Tahoma"/>
+                <w:sz w:val="18"/>
+                <w:szCs w:val="18"/>
+              </w:rPr>
+            </w:pPr>
+            <w:r>
+              <w:rPr>
+                <w:rFonts w:ascii="Tahoma" w:hAnsi="Tahoma" w:cs="Tahoma"/>
                 <w:sz w:val="18"/>
                 <w:szCs w:val="18"/>
               </w:rPr>
@@ -2528,15 +2528,15 @@
               <w:pStyle w:val="NoSpacing"/>
               <w:jc w:val="center"/>
               <w:rPr>
-                <w:rFonts w:ascii="Readex Pro Light" w:hAnsi="Readex Pro Light" w:cs="Readex Pro Light"/>
-                <w:color w:val="FFFFFF" w:themeColor="background1"/>
-                <w:sz w:val="18"/>
-                <w:szCs w:val="18"/>
-              </w:rPr>
-            </w:pPr>
-            <w:r>
-              <w:rPr>
-                <w:rFonts w:ascii="Readex Pro Light" w:hAnsi="Readex Pro Light" w:cs="Readex Pro Light"/>
+                <w:rFonts w:ascii="Tahoma" w:hAnsi="Tahoma" w:cs="Tahoma"/>
+                <w:color w:val="FFFFFF" w:themeColor="background1"/>
+                <w:sz w:val="18"/>
+                <w:szCs w:val="18"/>
+              </w:rPr>
+            </w:pPr>
+            <w:r>
+              <w:rPr>
+                <w:rFonts w:ascii="Tahoma" w:hAnsi="Tahoma" w:cs="Tahoma"/>
                 <w:color w:val="FFFFFF" w:themeColor="background1"/>
                 <w:sz w:val="18"/>
                 <w:szCs w:val="18"/>
@@ -2555,7 +2555,7 @@
             <w:pPr>
               <w:pStyle w:val="NoSpacing"/>
               <w:rPr>
-                <w:rFonts w:ascii="Readex Pro Light" w:hAnsi="Readex Pro Light" w:cs="Readex Pro Light"/>
+                <w:rFonts w:ascii="Tahoma" w:hAnsi="Tahoma" w:cs="Tahoma"/>
                 <w:sz w:val="18"/>
                 <w:szCs w:val="18"/>
               </w:rPr>
@@ -2577,15 +2577,15 @@
               <w:pStyle w:val="NoSpacing"/>
               <w:jc w:val="center"/>
               <w:rPr>
-                <w:rFonts w:ascii="Readex Pro Light" w:hAnsi="Readex Pro Light" w:cs="Readex Pro Light"/>
-                <w:color w:val="FFFFFF" w:themeColor="background1"/>
-                <w:sz w:val="18"/>
-                <w:szCs w:val="18"/>
-              </w:rPr>
-            </w:pPr>
-            <w:r>
-              <w:rPr>
-                <w:rFonts w:ascii="Readex Pro Light" w:hAnsi="Readex Pro Light" w:cs="Readex Pro Light"/>
+                <w:rFonts w:ascii="Tahoma" w:hAnsi="Tahoma" w:cs="Tahoma"/>
+                <w:color w:val="FFFFFF" w:themeColor="background1"/>
+                <w:sz w:val="18"/>
+                <w:szCs w:val="18"/>
+              </w:rPr>
+            </w:pPr>
+            <w:r>
+              <w:rPr>
+                <w:rFonts w:ascii="Tahoma" w:hAnsi="Tahoma" w:cs="Tahoma"/>
                 <w:color w:val="FFFFFF" w:themeColor="background1"/>
                 <w:sz w:val="18"/>
                 <w:szCs w:val="18"/>
@@ -2602,7 +2602,7 @@
             <w:pPr>
               <w:pStyle w:val="NoSpacing"/>
               <w:rPr>
-                <w:rFonts w:ascii="Readex Pro Light" w:hAnsi="Readex Pro Light" w:cs="Readex Pro Light"/>
+                <w:rFonts w:ascii="Tahoma" w:hAnsi="Tahoma" w:cs="Tahoma"/>
                 <w:sz w:val="18"/>
                 <w:szCs w:val="18"/>
               </w:rPr>
@@ -2618,7 +2618,7 @@
             <w:pPr>
               <w:pStyle w:val="NoSpacing"/>
               <w:rPr>
-                <w:rFonts w:ascii="Readex Pro Light" w:hAnsi="Readex Pro Light" w:cs="Readex Pro Light"/>
+                <w:rFonts w:ascii="Tahoma" w:hAnsi="Tahoma" w:cs="Tahoma"/>
                 <w:sz w:val="18"/>
                 <w:szCs w:val="18"/>
               </w:rPr>
@@ -2633,7 +2633,7 @@
             <w:pPr>
               <w:pStyle w:val="NoSpacing"/>
               <w:rPr>
-                <w:rFonts w:ascii="Readex Pro Light" w:hAnsi="Readex Pro Light" w:cs="Readex Pro Light"/>
+                <w:rFonts w:ascii="Tahoma" w:hAnsi="Tahoma" w:cs="Tahoma"/>
                 <w:sz w:val="18"/>
                 <w:szCs w:val="18"/>
               </w:rPr>
@@ -2653,7 +2653,7 @@
             <w:pPr>
               <w:pStyle w:val="NoSpacing"/>
               <w:rPr>
-                <w:rFonts w:ascii="Readex Pro Light" w:hAnsi="Readex Pro Light" w:cs="Readex Pro Light"/>
+                <w:rFonts w:ascii="Tahoma" w:hAnsi="Tahoma" w:cs="Tahoma"/>
                 <w:color w:val="FFFFFF" w:themeColor="background1"/>
                 <w:sz w:val="18"/>
                 <w:szCs w:val="18"/>
@@ -2669,7 +2669,7 @@
             <w:pPr>
               <w:pStyle w:val="NoSpacing"/>
               <w:rPr>
-                <w:rFonts w:ascii="Readex Pro Light" w:hAnsi="Readex Pro Light" w:cs="Readex Pro Light"/>
+                <w:rFonts w:ascii="Tahoma" w:hAnsi="Tahoma" w:cs="Tahoma"/>
                 <w:sz w:val="18"/>
                 <w:szCs w:val="18"/>
               </w:rPr>
@@ -2685,7 +2685,7 @@
             <w:pPr>
               <w:pStyle w:val="NoSpacing"/>
               <w:rPr>
-                <w:rFonts w:ascii="Readex Pro Light" w:hAnsi="Readex Pro Light" w:cs="Readex Pro Light"/>
+                <w:rFonts w:ascii="Tahoma" w:hAnsi="Tahoma" w:cs="Tahoma"/>
                 <w:sz w:val="18"/>
                 <w:szCs w:val="18"/>
               </w:rPr>
@@ -2700,7 +2700,7 @@
             <w:pPr>
               <w:pStyle w:val="NoSpacing"/>
               <w:rPr>
-                <w:rFonts w:ascii="Readex Pro Light" w:hAnsi="Readex Pro Light" w:cs="Readex Pro Light"/>
+                <w:rFonts w:ascii="Tahoma" w:hAnsi="Tahoma" w:cs="Tahoma"/>
                 <w:sz w:val="18"/>
                 <w:szCs w:val="18"/>
               </w:rPr>
@@ -2720,7 +2720,7 @@
             <w:pPr>
               <w:pStyle w:val="NoSpacing"/>
               <w:rPr>
-                <w:rFonts w:ascii="Readex Pro Light" w:hAnsi="Readex Pro Light" w:cs="Readex Pro Light"/>
+                <w:rFonts w:ascii="Tahoma" w:hAnsi="Tahoma" w:cs="Tahoma"/>
                 <w:color w:val="FFFFFF" w:themeColor="background1"/>
                 <w:sz w:val="18"/>
                 <w:szCs w:val="18"/>
@@ -2736,7 +2736,7 @@
             <w:pPr>
               <w:pStyle w:val="NoSpacing"/>
               <w:rPr>
-                <w:rFonts w:ascii="Readex Pro Light" w:hAnsi="Readex Pro Light" w:cs="Readex Pro Light"/>
+                <w:rFonts w:ascii="Tahoma" w:hAnsi="Tahoma" w:cs="Tahoma"/>
                 <w:sz w:val="18"/>
                 <w:szCs w:val="18"/>
               </w:rPr>
@@ -2752,7 +2752,7 @@
             <w:pPr>
               <w:pStyle w:val="NoSpacing"/>
               <w:rPr>
-                <w:rFonts w:ascii="Readex Pro Light" w:hAnsi="Readex Pro Light" w:cs="Readex Pro Light"/>
+                <w:rFonts w:ascii="Tahoma" w:hAnsi="Tahoma" w:cs="Tahoma"/>
                 <w:sz w:val="18"/>
                 <w:szCs w:val="18"/>
               </w:rPr>
@@ -2767,7 +2767,7 @@
             <w:pPr>
               <w:pStyle w:val="NoSpacing"/>
               <w:rPr>
-                <w:rFonts w:ascii="Readex Pro Light" w:hAnsi="Readex Pro Light" w:cs="Readex Pro Light"/>
+                <w:rFonts w:ascii="Tahoma" w:hAnsi="Tahoma" w:cs="Tahoma"/>
                 <w:sz w:val="18"/>
                 <w:szCs w:val="18"/>
               </w:rPr>
@@ -2787,7 +2787,7 @@
             <w:pPr>
               <w:pStyle w:val="NoSpacing"/>
               <w:rPr>
-                <w:rFonts w:ascii="Readex Pro Light" w:hAnsi="Readex Pro Light" w:cs="Readex Pro Light"/>
+                <w:rFonts w:ascii="Tahoma" w:hAnsi="Tahoma" w:cs="Tahoma"/>
                 <w:color w:val="FFFFFF" w:themeColor="background1"/>
                 <w:sz w:val="18"/>
                 <w:szCs w:val="18"/>
@@ -2803,7 +2803,7 @@
             <w:pPr>
               <w:pStyle w:val="NoSpacing"/>
               <w:rPr>
-                <w:rFonts w:ascii="Readex Pro Light" w:hAnsi="Readex Pro Light" w:cs="Readex Pro Light"/>
+                <w:rFonts w:ascii="Tahoma" w:hAnsi="Tahoma" w:cs="Tahoma"/>
                 <w:sz w:val="18"/>
                 <w:szCs w:val="18"/>
               </w:rPr>
@@ -2819,7 +2819,7 @@
             <w:pPr>
               <w:pStyle w:val="NoSpacing"/>
               <w:rPr>
-                <w:rFonts w:ascii="Readex Pro Light" w:hAnsi="Readex Pro Light" w:cs="Readex Pro Light"/>
+                <w:rFonts w:ascii="Tahoma" w:hAnsi="Tahoma" w:cs="Tahoma"/>
                 <w:sz w:val="18"/>
                 <w:szCs w:val="18"/>
               </w:rPr>
@@ -2834,7 +2834,7 @@
             <w:pPr>
               <w:pStyle w:val="NoSpacing"/>
               <w:rPr>
-                <w:rFonts w:ascii="Readex Pro Light" w:hAnsi="Readex Pro Light" w:cs="Readex Pro Light"/>
+                <w:rFonts w:ascii="Tahoma" w:hAnsi="Tahoma" w:cs="Tahoma"/>
                 <w:sz w:val="18"/>
                 <w:szCs w:val="18"/>
               </w:rPr>
@@ -2853,15 +2853,15 @@
             <w:pPr>
               <w:pStyle w:val="NoSpacing"/>
               <w:rPr>
-                <w:rFonts w:ascii="Readex Pro Light" w:hAnsi="Readex Pro Light" w:cs="Readex Pro Light"/>
-                <w:color w:val="FFFFFF" w:themeColor="background1"/>
-                <w:sz w:val="18"/>
-                <w:szCs w:val="18"/>
-              </w:rPr>
-            </w:pPr>
-            <w:r>
-              <w:rPr>
-                <w:rFonts w:ascii="Readex Pro Light" w:hAnsi="Readex Pro Light" w:cs="Readex Pro Light"/>
+                <w:rFonts w:ascii="Tahoma" w:hAnsi="Tahoma" w:cs="Tahoma"/>
+                <w:color w:val="FFFFFF" w:themeColor="background1"/>
+                <w:sz w:val="18"/>
+                <w:szCs w:val="18"/>
+              </w:rPr>
+            </w:pPr>
+            <w:r>
+              <w:rPr>
+                <w:rFonts w:ascii="Tahoma" w:hAnsi="Tahoma" w:cs="Tahoma"/>
                 <w:color w:val="FFFFFF" w:themeColor="background1"/>
                 <w:sz w:val="18"/>
                 <w:szCs w:val="18"/>
@@ -2879,7 +2879,7 @@
             <w:pPr>
               <w:pStyle w:val="NoSpacing"/>
               <w:rPr>
-                <w:rFonts w:ascii="Readex Pro Light" w:hAnsi="Readex Pro Light" w:cs="Readex Pro Light"/>
+                <w:rFonts w:ascii="Tahoma" w:hAnsi="Tahoma" w:cs="Tahoma"/>
                 <w:sz w:val="18"/>
                 <w:szCs w:val="18"/>
               </w:rPr>
@@ -2898,15 +2898,15 @@
             <w:pPr>
               <w:pStyle w:val="NoSpacing"/>
               <w:rPr>
-                <w:rFonts w:ascii="Readex Pro Light" w:hAnsi="Readex Pro Light" w:cs="Readex Pro Light"/>
-                <w:color w:val="FFFFFF" w:themeColor="background1"/>
-                <w:sz w:val="18"/>
-                <w:szCs w:val="18"/>
-              </w:rPr>
-            </w:pPr>
-            <w:r>
-              <w:rPr>
-                <w:rFonts w:ascii="Readex Pro Light" w:hAnsi="Readex Pro Light" w:cs="Readex Pro Light"/>
+                <w:rFonts w:ascii="Tahoma" w:hAnsi="Tahoma" w:cs="Tahoma"/>
+                <w:color w:val="FFFFFF" w:themeColor="background1"/>
+                <w:sz w:val="18"/>
+                <w:szCs w:val="18"/>
+              </w:rPr>
+            </w:pPr>
+            <w:r>
+              <w:rPr>
+                <w:rFonts w:ascii="Tahoma" w:hAnsi="Tahoma" w:cs="Tahoma"/>
                 <w:color w:val="FFFFFF" w:themeColor="background1"/>
                 <w:sz w:val="18"/>
                 <w:szCs w:val="18"/>
@@ -2924,7 +2924,7 @@
             <w:pPr>
               <w:pStyle w:val="NoSpacing"/>
               <w:rPr>
-                <w:rFonts w:ascii="Readex Pro Light" w:hAnsi="Readex Pro Light" w:cs="Readex Pro Light"/>
+                <w:rFonts w:ascii="Tahoma" w:hAnsi="Tahoma" w:cs="Tahoma"/>
                 <w:sz w:val="18"/>
                 <w:szCs w:val="18"/>
               </w:rPr>
@@ -2943,15 +2943,15 @@
             <w:pPr>
               <w:pStyle w:val="NoSpacing"/>
               <w:rPr>
-                <w:rFonts w:ascii="Readex Pro Light" w:hAnsi="Readex Pro Light" w:cs="Readex Pro Light"/>
-                <w:color w:val="FFFFFF" w:themeColor="background1"/>
-                <w:sz w:val="18"/>
-                <w:szCs w:val="18"/>
-              </w:rPr>
-            </w:pPr>
-            <w:r>
-              <w:rPr>
-                <w:rFonts w:ascii="Readex Pro Light" w:hAnsi="Readex Pro Light" w:cs="Readex Pro Light"/>
+                <w:rFonts w:ascii="Tahoma" w:hAnsi="Tahoma" w:cs="Tahoma"/>
+                <w:color w:val="FFFFFF" w:themeColor="background1"/>
+                <w:sz w:val="18"/>
+                <w:szCs w:val="18"/>
+              </w:rPr>
+            </w:pPr>
+            <w:r>
+              <w:rPr>
+                <w:rFonts w:ascii="Tahoma" w:hAnsi="Tahoma" w:cs="Tahoma"/>
                 <w:color w:val="FFFFFF" w:themeColor="background1"/>
                 <w:sz w:val="18"/>
                 <w:szCs w:val="18"/>
@@ -2972,15 +2972,15 @@
             <w:pPr>
               <w:pStyle w:val="NoSpacing"/>
               <w:rPr>
-                <w:rFonts w:ascii="Readex Pro Light" w:hAnsi="Readex Pro Light" w:cs="Readex Pro Light"/>
-                <w:color w:val="FFFFFF" w:themeColor="background1"/>
-                <w:sz w:val="18"/>
-                <w:szCs w:val="18"/>
-              </w:rPr>
-            </w:pPr>
-            <w:r>
-              <w:rPr>
-                <w:rFonts w:ascii="Readex Pro Light" w:hAnsi="Readex Pro Light" w:cs="Readex Pro Light"/>
+                <w:rFonts w:ascii="Tahoma" w:hAnsi="Tahoma" w:cs="Tahoma"/>
+                <w:color w:val="FFFFFF" w:themeColor="background1"/>
+                <w:sz w:val="18"/>
+                <w:szCs w:val="18"/>
+              </w:rPr>
+            </w:pPr>
+            <w:r>
+              <w:rPr>
+                <w:rFonts w:ascii="Tahoma" w:hAnsi="Tahoma" w:cs="Tahoma"/>
                 <w:color w:val="FFFFFF" w:themeColor="background1"/>
                 <w:sz w:val="18"/>
                 <w:szCs w:val="18"/>
@@ -2998,7 +2998,7 @@
             <w:pPr>
               <w:pStyle w:val="NoSpacing"/>
               <w:rPr>
-                <w:rFonts w:ascii="Readex Pro Light" w:hAnsi="Readex Pro Light" w:cs="Readex Pro Light"/>
+                <w:rFonts w:ascii="Tahoma" w:hAnsi="Tahoma" w:cs="Tahoma"/>
                 <w:sz w:val="18"/>
                 <w:szCs w:val="18"/>
               </w:rPr>
@@ -3015,15 +3015,15 @@
             <w:pPr>
               <w:pStyle w:val="NoSpacing"/>
               <w:rPr>
-                <w:rFonts w:ascii="Readex Pro Light" w:hAnsi="Readex Pro Light" w:cs="Readex Pro Light"/>
-                <w:color w:val="FFFFFF" w:themeColor="background1"/>
-                <w:sz w:val="18"/>
-                <w:szCs w:val="18"/>
-              </w:rPr>
-            </w:pPr>
-            <w:r>
-              <w:rPr>
-                <w:rFonts w:ascii="Readex Pro Light" w:hAnsi="Readex Pro Light" w:cs="Readex Pro Light"/>
+                <w:rFonts w:ascii="Tahoma" w:hAnsi="Tahoma" w:cs="Tahoma"/>
+                <w:color w:val="FFFFFF" w:themeColor="background1"/>
+                <w:sz w:val="18"/>
+                <w:szCs w:val="18"/>
+              </w:rPr>
+            </w:pPr>
+            <w:r>
+              <w:rPr>
+                <w:rFonts w:ascii="Tahoma" w:hAnsi="Tahoma" w:cs="Tahoma"/>
                 <w:color w:val="FFFFFF" w:themeColor="background1"/>
                 <w:sz w:val="18"/>
                 <w:szCs w:val="18"/>
@@ -3041,7 +3041,7 @@
             <w:pPr>
               <w:pStyle w:val="NoSpacing"/>
               <w:rPr>
-                <w:rFonts w:ascii="Readex Pro Light" w:hAnsi="Readex Pro Light" w:cs="Readex Pro Light"/>
+                <w:rFonts w:ascii="Tahoma" w:hAnsi="Tahoma" w:cs="Tahoma"/>
                 <w:sz w:val="18"/>
                 <w:szCs w:val="18"/>
               </w:rPr>
@@ -3060,15 +3060,15 @@
             <w:pPr>
               <w:pStyle w:val="NoSpacing"/>
               <w:rPr>
-                <w:rFonts w:ascii="Readex Pro Light" w:hAnsi="Readex Pro Light" w:cs="Readex Pro Light"/>
-                <w:color w:val="FFFFFF" w:themeColor="background1"/>
-                <w:sz w:val="18"/>
-                <w:szCs w:val="18"/>
-              </w:rPr>
-            </w:pPr>
-            <w:r>
-              <w:rPr>
-                <w:rFonts w:ascii="Readex Pro Light" w:hAnsi="Readex Pro Light" w:cs="Readex Pro Light"/>
+                <w:rFonts w:ascii="Tahoma" w:hAnsi="Tahoma" w:cs="Tahoma"/>
+                <w:color w:val="FFFFFF" w:themeColor="background1"/>
+                <w:sz w:val="18"/>
+                <w:szCs w:val="18"/>
+              </w:rPr>
+            </w:pPr>
+            <w:r>
+              <w:rPr>
+                <w:rFonts w:ascii="Tahoma" w:hAnsi="Tahoma" w:cs="Tahoma"/>
                 <w:color w:val="FFFFFF" w:themeColor="background1"/>
                 <w:sz w:val="18"/>
                 <w:szCs w:val="18"/>
@@ -3086,7 +3086,7 @@
             <w:pPr>
               <w:pStyle w:val="NoSpacing"/>
               <w:rPr>
-                <w:rFonts w:ascii="Readex Pro Light" w:hAnsi="Readex Pro Light" w:cs="Readex Pro Light"/>
+                <w:rFonts w:ascii="Tahoma" w:hAnsi="Tahoma" w:cs="Tahoma"/>
                 <w:sz w:val="18"/>
                 <w:szCs w:val="18"/>
               </w:rPr>
@@ -3103,7 +3103,7 @@
             <w:pPr>
               <w:pStyle w:val="NoSpacing"/>
               <w:rPr>
-                <w:rFonts w:ascii="Readex Pro Light" w:hAnsi="Readex Pro Light" w:cs="Readex Pro Light"/>
+                <w:rFonts w:ascii="Tahoma" w:hAnsi="Tahoma" w:cs="Tahoma"/>
                 <w:color w:val="FFFFFF" w:themeColor="background1"/>
                 <w:sz w:val="18"/>
                 <w:szCs w:val="18"/>
@@ -3120,7 +3120,7 @@
             <w:pPr>
               <w:pStyle w:val="NoSpacing"/>
               <w:rPr>
-                <w:rFonts w:ascii="Readex Pro Light" w:hAnsi="Readex Pro Light" w:cs="Readex Pro Light"/>
+                <w:rFonts w:ascii="Tahoma" w:hAnsi="Tahoma" w:cs="Tahoma"/>
                 <w:sz w:val="18"/>
                 <w:szCs w:val="18"/>
               </w:rPr>
@@ -3139,15 +3139,15 @@
             <w:pPr>
               <w:pStyle w:val="NoSpacing"/>
               <w:rPr>
-                <w:rFonts w:ascii="Readex Pro Light" w:hAnsi="Readex Pro Light" w:cs="Readex Pro Light"/>
-                <w:color w:val="FFFFFF" w:themeColor="background1"/>
-                <w:sz w:val="18"/>
-                <w:szCs w:val="18"/>
-              </w:rPr>
-            </w:pPr>
-            <w:r>
-              <w:rPr>
-                <w:rFonts w:ascii="Readex Pro Light" w:hAnsi="Readex Pro Light" w:cs="Readex Pro Light"/>
+                <w:rFonts w:ascii="Tahoma" w:hAnsi="Tahoma" w:cs="Tahoma"/>
+                <w:color w:val="FFFFFF" w:themeColor="background1"/>
+                <w:sz w:val="18"/>
+                <w:szCs w:val="18"/>
+              </w:rPr>
+            </w:pPr>
+            <w:r>
+              <w:rPr>
+                <w:rFonts w:ascii="Tahoma" w:hAnsi="Tahoma" w:cs="Tahoma"/>
                 <w:color w:val="FFFFFF" w:themeColor="background1"/>
                 <w:sz w:val="18"/>
                 <w:szCs w:val="18"/>
@@ -3165,7 +3165,7 @@
             <w:pPr>
               <w:pStyle w:val="NoSpacing"/>
               <w:rPr>
-                <w:rFonts w:ascii="Readex Pro Light" w:hAnsi="Readex Pro Light" w:cs="Readex Pro Light"/>
+                <w:rFonts w:ascii="Tahoma" w:hAnsi="Tahoma" w:cs="Tahoma"/>
                 <w:sz w:val="18"/>
                 <w:szCs w:val="18"/>
               </w:rPr>
@@ -3182,15 +3182,15 @@
             <w:pPr>
               <w:pStyle w:val="NoSpacing"/>
               <w:rPr>
-                <w:rFonts w:ascii="Readex Pro Light" w:hAnsi="Readex Pro Light" w:cs="Readex Pro Light"/>
-                <w:color w:val="FFFFFF" w:themeColor="background1"/>
-                <w:sz w:val="18"/>
-                <w:szCs w:val="18"/>
-              </w:rPr>
-            </w:pPr>
-            <w:r>
-              <w:rPr>
-                <w:rFonts w:ascii="Readex Pro Light" w:hAnsi="Readex Pro Light" w:cs="Readex Pro Light"/>
+                <w:rFonts w:ascii="Tahoma" w:hAnsi="Tahoma" w:cs="Tahoma"/>
+                <w:color w:val="FFFFFF" w:themeColor="background1"/>
+                <w:sz w:val="18"/>
+                <w:szCs w:val="18"/>
+              </w:rPr>
+            </w:pPr>
+            <w:r>
+              <w:rPr>
+                <w:rFonts w:ascii="Tahoma" w:hAnsi="Tahoma" w:cs="Tahoma"/>
                 <w:color w:val="FFFFFF" w:themeColor="background1"/>
                 <w:sz w:val="18"/>
                 <w:szCs w:val="18"/>
@@ -3208,7 +3208,7 @@
             <w:pPr>
               <w:pStyle w:val="NoSpacing"/>
               <w:rPr>
-                <w:rFonts w:ascii="Readex Pro Light" w:hAnsi="Readex Pro Light" w:cs="Readex Pro Light"/>
+                <w:rFonts w:ascii="Tahoma" w:hAnsi="Tahoma" w:cs="Tahoma"/>
                 <w:sz w:val="18"/>
                 <w:szCs w:val="18"/>
               </w:rPr>
@@ -3227,15 +3227,15 @@
             <w:pPr>
               <w:pStyle w:val="NoSpacing"/>
               <w:rPr>
-                <w:rFonts w:ascii="Readex Pro Light" w:hAnsi="Readex Pro Light" w:cs="Readex Pro Light"/>
-                <w:color w:val="FFFFFF" w:themeColor="background1"/>
-                <w:sz w:val="18"/>
-                <w:szCs w:val="18"/>
-              </w:rPr>
-            </w:pPr>
-            <w:r>
-              <w:rPr>
-                <w:rFonts w:ascii="Readex Pro Light" w:hAnsi="Readex Pro Light" w:cs="Readex Pro Light"/>
+                <w:rFonts w:ascii="Tahoma" w:hAnsi="Tahoma" w:cs="Tahoma"/>
+                <w:color w:val="FFFFFF" w:themeColor="background1"/>
+                <w:sz w:val="18"/>
+                <w:szCs w:val="18"/>
+              </w:rPr>
+            </w:pPr>
+            <w:r>
+              <w:rPr>
+                <w:rFonts w:ascii="Tahoma" w:hAnsi="Tahoma" w:cs="Tahoma"/>
                 <w:color w:val="FFFFFF" w:themeColor="background1"/>
                 <w:sz w:val="18"/>
                 <w:szCs w:val="18"/>
@@ -3253,7 +3253,7 @@
             <w:pPr>
               <w:pStyle w:val="NoSpacing"/>
               <w:rPr>
-                <w:rFonts w:ascii="Readex Pro Light" w:hAnsi="Readex Pro Light" w:cs="Readex Pro Light"/>
+                <w:rFonts w:ascii="Tahoma" w:hAnsi="Tahoma" w:cs="Tahoma"/>
                 <w:sz w:val="18"/>
                 <w:szCs w:val="18"/>
               </w:rPr>
@@ -3270,7 +3270,7 @@
             <w:pPr>
               <w:pStyle w:val="NoSpacing"/>
               <w:rPr>
-                <w:rFonts w:ascii="Readex Pro Light" w:hAnsi="Readex Pro Light" w:cs="Readex Pro Light"/>
+                <w:rFonts w:ascii="Tahoma" w:hAnsi="Tahoma" w:cs="Tahoma"/>
                 <w:color w:val="FFFFFF" w:themeColor="background1"/>
                 <w:sz w:val="18"/>
                 <w:szCs w:val="18"/>
@@ -3287,7 +3287,7 @@
             <w:pPr>
               <w:pStyle w:val="NoSpacing"/>
               <w:rPr>
-                <w:rFonts w:ascii="Readex Pro Light" w:hAnsi="Readex Pro Light" w:cs="Readex Pro Light"/>
+                <w:rFonts w:ascii="Tahoma" w:hAnsi="Tahoma" w:cs="Tahoma"/>
                 <w:sz w:val="18"/>
                 <w:szCs w:val="18"/>
               </w:rPr>
@@ -3306,15 +3306,15 @@
             <w:pPr>
               <w:pStyle w:val="NoSpacing"/>
               <w:rPr>
-                <w:rFonts w:ascii="Readex Pro Light" w:hAnsi="Readex Pro Light" w:cs="Readex Pro Light"/>
-                <w:color w:val="FFFFFF" w:themeColor="background1"/>
-                <w:sz w:val="18"/>
-                <w:szCs w:val="18"/>
-              </w:rPr>
-            </w:pPr>
-            <w:r>
-              <w:rPr>
-                <w:rFonts w:ascii="Readex Pro Light" w:hAnsi="Readex Pro Light" w:cs="Readex Pro Light"/>
+                <w:rFonts w:ascii="Tahoma" w:hAnsi="Tahoma" w:cs="Tahoma"/>
+                <w:color w:val="FFFFFF" w:themeColor="background1"/>
+                <w:sz w:val="18"/>
+                <w:szCs w:val="18"/>
+              </w:rPr>
+            </w:pPr>
+            <w:r>
+              <w:rPr>
+                <w:rFonts w:ascii="Tahoma" w:hAnsi="Tahoma" w:cs="Tahoma"/>
                 <w:color w:val="FFFFFF" w:themeColor="background1"/>
                 <w:sz w:val="18"/>
                 <w:szCs w:val="18"/>
@@ -3332,7 +3332,7 @@
             <w:pPr>
               <w:pStyle w:val="NoSpacing"/>
               <w:rPr>
-                <w:rFonts w:ascii="Readex Pro Light" w:hAnsi="Readex Pro Light" w:cs="Readex Pro Light"/>
+                <w:rFonts w:ascii="Tahoma" w:hAnsi="Tahoma" w:cs="Tahoma"/>
                 <w:sz w:val="18"/>
                 <w:szCs w:val="18"/>
               </w:rPr>
@@ -3349,15 +3349,15 @@
             <w:pPr>
               <w:pStyle w:val="NoSpacing"/>
               <w:rPr>
-                <w:rFonts w:ascii="Readex Pro Light" w:hAnsi="Readex Pro Light" w:cs="Readex Pro Light"/>
-                <w:color w:val="FFFFFF" w:themeColor="background1"/>
-                <w:sz w:val="18"/>
-                <w:szCs w:val="18"/>
-              </w:rPr>
-            </w:pPr>
-            <w:r>
-              <w:rPr>
-                <w:rFonts w:ascii="Readex Pro Light" w:hAnsi="Readex Pro Light" w:cs="Readex Pro Light"/>
+                <w:rFonts w:ascii="Tahoma" w:hAnsi="Tahoma" w:cs="Tahoma"/>
+                <w:color w:val="FFFFFF" w:themeColor="background1"/>
+                <w:sz w:val="18"/>
+                <w:szCs w:val="18"/>
+              </w:rPr>
+            </w:pPr>
+            <w:r>
+              <w:rPr>
+                <w:rFonts w:ascii="Tahoma" w:hAnsi="Tahoma" w:cs="Tahoma"/>
                 <w:color w:val="FFFFFF" w:themeColor="background1"/>
                 <w:sz w:val="18"/>
                 <w:szCs w:val="18"/>
@@ -3375,7 +3375,7 @@
             <w:pPr>
               <w:pStyle w:val="NoSpacing"/>
               <w:rPr>
-                <w:rFonts w:ascii="Readex Pro Light" w:hAnsi="Readex Pro Light" w:cs="Readex Pro Light"/>
+                <w:rFonts w:ascii="Tahoma" w:hAnsi="Tahoma" w:cs="Tahoma"/>
                 <w:sz w:val="18"/>
                 <w:szCs w:val="18"/>
               </w:rPr>
@@ -3394,15 +3394,15 @@
             <w:pPr>
               <w:pStyle w:val="NoSpacing"/>
               <w:rPr>
-                <w:rFonts w:ascii="Readex Pro Light" w:hAnsi="Readex Pro Light" w:cs="Readex Pro Light"/>
-                <w:color w:val="FFFFFF" w:themeColor="background1"/>
-                <w:sz w:val="18"/>
-                <w:szCs w:val="18"/>
-              </w:rPr>
-            </w:pPr>
-            <w:r>
-              <w:rPr>
-                <w:rFonts w:ascii="Readex Pro Light" w:hAnsi="Readex Pro Light" w:cs="Readex Pro Light"/>
+                <w:rFonts w:ascii="Tahoma" w:hAnsi="Tahoma" w:cs="Tahoma"/>
+                <w:color w:val="FFFFFF" w:themeColor="background1"/>
+                <w:sz w:val="18"/>
+                <w:szCs w:val="18"/>
+              </w:rPr>
+            </w:pPr>
+            <w:r>
+              <w:rPr>
+                <w:rFonts w:ascii="Tahoma" w:hAnsi="Tahoma" w:cs="Tahoma"/>
                 <w:color w:val="FFFFFF" w:themeColor="background1"/>
                 <w:sz w:val="18"/>
                 <w:szCs w:val="18"/>
@@ -3420,7 +3420,7 @@
             <w:pPr>
               <w:pStyle w:val="NoSpacing"/>
               <w:rPr>
-                <w:rFonts w:ascii="Readex Pro Light" w:hAnsi="Readex Pro Light" w:cs="Readex Pro Light"/>
+                <w:rFonts w:ascii="Tahoma" w:hAnsi="Tahoma" w:cs="Tahoma"/>
                 <w:sz w:val="18"/>
                 <w:szCs w:val="18"/>
               </w:rPr>
@@ -3437,7 +3437,7 @@
             <w:pPr>
               <w:pStyle w:val="NoSpacing"/>
               <w:rPr>
-                <w:rFonts w:ascii="Readex Pro Light" w:hAnsi="Readex Pro Light" w:cs="Readex Pro Light"/>
+                <w:rFonts w:ascii="Tahoma" w:hAnsi="Tahoma" w:cs="Tahoma"/>
                 <w:sz w:val="18"/>
                 <w:szCs w:val="18"/>
               </w:rPr>
@@ -3453,7 +3453,7 @@
             <w:pPr>
               <w:pStyle w:val="NoSpacing"/>
               <w:rPr>
-                <w:rFonts w:ascii="Readex Pro Light" w:hAnsi="Readex Pro Light" w:cs="Readex Pro Light"/>
+                <w:rFonts w:ascii="Tahoma" w:hAnsi="Tahoma" w:cs="Tahoma"/>
                 <w:sz w:val="18"/>
                 <w:szCs w:val="18"/>
               </w:rPr>
@@ -3465,7 +3465,7 @@
     <w:p>
       <w:pPr>
         <w:rPr>
-          <w:rFonts w:ascii="Readex Pro Light" w:hAnsi="Readex Pro Light" w:cs="Readex Pro Light"/>
+          <w:rFonts w:ascii="Tahoma" w:hAnsi="Tahoma" w:cs="Tahoma"/>
           <w:sz w:val="20"/>
           <w:szCs w:val="20"/>
         </w:rPr>
@@ -3497,15 +3497,15 @@
             <w:pPr>
               <w:pStyle w:val="NoSpacing"/>
               <w:rPr>
-                <w:rFonts w:ascii="Readex Pro Light" w:hAnsi="Readex Pro Light" w:cs="Readex Pro Light"/>
-                <w:color w:val="FFFFFF" w:themeColor="background1"/>
-                <w:sz w:val="18"/>
-                <w:szCs w:val="18"/>
-              </w:rPr>
-            </w:pPr>
-            <w:r>
-              <w:rPr>
-                <w:rFonts w:ascii="Readex Pro Light" w:hAnsi="Readex Pro Light" w:cs="Readex Pro Light"/>
+                <w:rFonts w:ascii="Tahoma" w:hAnsi="Tahoma" w:cs="Tahoma"/>
+                <w:color w:val="FFFFFF" w:themeColor="background1"/>
+                <w:sz w:val="18"/>
+                <w:szCs w:val="18"/>
+              </w:rPr>
+            </w:pPr>
+            <w:r>
+              <w:rPr>
+                <w:rFonts w:ascii="Tahoma" w:hAnsi="Tahoma" w:cs="Tahoma"/>
                 <w:color w:val="FFFFFF" w:themeColor="background1"/>
                 <w:sz w:val="18"/>
                 <w:szCs w:val="18"/>
@@ -3528,14 +3528,14 @@
                 <w:tab w:val="left" w:pos="3107"/>
               </w:tabs>
               <w:rPr>
-                <w:rFonts w:ascii="Readex Pro Light" w:hAnsi="Readex Pro Light" w:cs="Readex Pro Light"/>
-                <w:sz w:val="18"/>
-                <w:szCs w:val="18"/>
-              </w:rPr>
-            </w:pPr>
-            <w:r>
-              <w:rPr>
-                <w:rFonts w:ascii="Readex Pro Light" w:hAnsi="Readex Pro Light" w:cs="Readex Pro Light"/>
+                <w:rFonts w:ascii="Tahoma" w:hAnsi="Tahoma" w:cs="Tahoma"/>
+                <w:sz w:val="18"/>
+                <w:szCs w:val="18"/>
+              </w:rPr>
+            </w:pPr>
+            <w:r>
+              <w:rPr>
+                <w:rFonts w:ascii="Tahoma" w:hAnsi="Tahoma" w:cs="Tahoma"/>
                 <w:sz w:val="18"/>
                 <w:szCs w:val="18"/>
               </w:rPr>
@@ -3544,7 +3544,7 @@
             <w:sdt>
               <w:sdtPr>
                 <w:rPr>
-                  <w:rFonts w:ascii="Readex Pro Light" w:hAnsi="Readex Pro Light" w:cs="Readex Pro Light"/>
+                  <w:rFonts w:ascii="Tahoma" w:hAnsi="Tahoma" w:cs="Tahoma"/>
                   <w:sz w:val="18"/>
                   <w:szCs w:val="18"/>
                 </w:rPr>
@@ -3568,7 +3568,7 @@
             </w:sdt>
             <w:r>
               <w:rPr>
-                <w:rFonts w:ascii="Readex Pro Light" w:hAnsi="Readex Pro Light" w:cs="Readex Pro Light"/>
+                <w:rFonts w:ascii="Tahoma" w:hAnsi="Tahoma" w:cs="Tahoma"/>
                 <w:sz w:val="18"/>
                 <w:szCs w:val="18"/>
               </w:rPr>
@@ -3576,7 +3576,7 @@
             </w:r>
             <w:r>
               <w:rPr>
-                <w:rFonts w:ascii="Readex Pro Light" w:hAnsi="Readex Pro Light" w:cs="Readex Pro Light"/>
+                <w:rFonts w:ascii="Tahoma" w:hAnsi="Tahoma" w:cs="Tahoma"/>
                 <w:sz w:val="18"/>
                 <w:szCs w:val="18"/>
               </w:rPr>
@@ -3598,14 +3598,14 @@
                 <w:tab w:val="left" w:pos="2853"/>
               </w:tabs>
               <w:rPr>
-                <w:rFonts w:ascii="Readex Pro Light" w:hAnsi="Readex Pro Light" w:cs="Readex Pro Light"/>
-                <w:sz w:val="18"/>
-                <w:szCs w:val="18"/>
-              </w:rPr>
-            </w:pPr>
-            <w:r>
-              <w:rPr>
-                <w:rFonts w:ascii="Readex Pro Light" w:hAnsi="Readex Pro Light" w:cs="Readex Pro Light"/>
+                <w:rFonts w:ascii="Tahoma" w:hAnsi="Tahoma" w:cs="Tahoma"/>
+                <w:sz w:val="18"/>
+                <w:szCs w:val="18"/>
+              </w:rPr>
+            </w:pPr>
+            <w:r>
+              <w:rPr>
+                <w:rFonts w:ascii="Tahoma" w:hAnsi="Tahoma" w:cs="Tahoma"/>
                 <w:sz w:val="18"/>
                 <w:szCs w:val="18"/>
               </w:rPr>
@@ -3614,7 +3614,7 @@
             <w:proofErr w:type="gramStart"/>
             <w:r>
               <w:rPr>
-                <w:rFonts w:ascii="Readex Pro Light" w:hAnsi="Readex Pro Light" w:cs="Readex Pro Light"/>
+                <w:rFonts w:ascii="Tahoma" w:hAnsi="Tahoma" w:cs="Tahoma"/>
                 <w:sz w:val="18"/>
                 <w:szCs w:val="18"/>
               </w:rPr>
@@ -3623,7 +3623,7 @@
             <w:proofErr w:type="gramEnd"/>
             <w:r>
               <w:rPr>
-                <w:rFonts w:ascii="Readex Pro Light" w:hAnsi="Readex Pro Light" w:cs="Readex Pro Light"/>
+                <w:rFonts w:ascii="Tahoma" w:hAnsi="Tahoma" w:cs="Tahoma"/>
                 <w:sz w:val="18"/>
                 <w:szCs w:val="18"/>
               </w:rPr>
@@ -3632,7 +3632,7 @@
             <w:sdt>
               <w:sdtPr>
                 <w:rPr>
-                  <w:rFonts w:ascii="Readex Pro Light" w:hAnsi="Readex Pro Light" w:cs="Readex Pro Light"/>
+                  <w:rFonts w:ascii="Tahoma" w:hAnsi="Tahoma" w:cs="Tahoma"/>
                   <w:sz w:val="18"/>
                   <w:szCs w:val="18"/>
                 </w:rPr>
@@ -3656,7 +3656,7 @@
             </w:sdt>
             <w:r>
               <w:rPr>
-                <w:rFonts w:ascii="Readex Pro Light" w:hAnsi="Readex Pro Light" w:cs="Readex Pro Light"/>
+                <w:rFonts w:ascii="Tahoma" w:hAnsi="Tahoma" w:cs="Tahoma"/>
                 <w:sz w:val="18"/>
                 <w:szCs w:val="18"/>
               </w:rPr>
@@ -3664,7 +3664,7 @@
             </w:r>
             <w:r>
               <w:rPr>
-                <w:rFonts w:ascii="Readex Pro Light" w:hAnsi="Readex Pro Light" w:cs="Readex Pro Light"/>
+                <w:rFonts w:ascii="Tahoma" w:hAnsi="Tahoma" w:cs="Tahoma"/>
                 <w:sz w:val="18"/>
                 <w:szCs w:val="18"/>
               </w:rPr>
@@ -3688,15 +3688,15 @@
               <w:pStyle w:val="NoSpacing"/>
               <w:jc w:val="center"/>
               <w:rPr>
-                <w:rFonts w:ascii="Readex Pro Light" w:hAnsi="Readex Pro Light" w:cs="Readex Pro Light"/>
-                <w:color w:val="FFFFFF" w:themeColor="background1"/>
-                <w:sz w:val="18"/>
-                <w:szCs w:val="18"/>
-              </w:rPr>
-            </w:pPr>
-            <w:r>
-              <w:rPr>
-                <w:rFonts w:ascii="Readex Pro Light" w:hAnsi="Readex Pro Light" w:cs="Readex Pro Light"/>
+                <w:rFonts w:ascii="Tahoma" w:hAnsi="Tahoma" w:cs="Tahoma"/>
+                <w:color w:val="FFFFFF" w:themeColor="background1"/>
+                <w:sz w:val="18"/>
+                <w:szCs w:val="18"/>
+              </w:rPr>
+            </w:pPr>
+            <w:r>
+              <w:rPr>
+                <w:rFonts w:ascii="Tahoma" w:hAnsi="Tahoma" w:cs="Tahoma"/>
                 <w:color w:val="FFFFFF" w:themeColor="background1"/>
                 <w:sz w:val="18"/>
                 <w:szCs w:val="18"/>
@@ -3714,7 +3714,7 @@
             <w:pPr>
               <w:pStyle w:val="NoSpacing"/>
               <w:rPr>
-                <w:rFonts w:ascii="Readex Pro Light" w:hAnsi="Readex Pro Light" w:cs="Readex Pro Light"/>
+                <w:rFonts w:ascii="Tahoma" w:hAnsi="Tahoma" w:cs="Tahoma"/>
                 <w:sz w:val="18"/>
                 <w:szCs w:val="18"/>
               </w:rPr>
@@ -3732,15 +3732,15 @@
             <w:pPr>
               <w:pStyle w:val="NoSpacing"/>
               <w:rPr>
-                <w:rFonts w:ascii="Readex Pro Light" w:hAnsi="Readex Pro Light" w:cs="Readex Pro Light"/>
-                <w:color w:val="FFFFFF" w:themeColor="background1"/>
-                <w:sz w:val="18"/>
-                <w:szCs w:val="18"/>
-              </w:rPr>
-            </w:pPr>
-            <w:r>
-              <w:rPr>
-                <w:rFonts w:ascii="Readex Pro Light" w:hAnsi="Readex Pro Light" w:cs="Readex Pro Light"/>
+                <w:rFonts w:ascii="Tahoma" w:hAnsi="Tahoma" w:cs="Tahoma"/>
+                <w:color w:val="FFFFFF" w:themeColor="background1"/>
+                <w:sz w:val="18"/>
+                <w:szCs w:val="18"/>
+              </w:rPr>
+            </w:pPr>
+            <w:r>
+              <w:rPr>
+                <w:rFonts w:ascii="Tahoma" w:hAnsi="Tahoma" w:cs="Tahoma"/>
                 <w:color w:val="FFFFFF" w:themeColor="background1"/>
                 <w:sz w:val="18"/>
                 <w:szCs w:val="18"/>
@@ -3758,7 +3758,7 @@
             <w:pPr>
               <w:pStyle w:val="NoSpacing"/>
               <w:rPr>
-                <w:rFonts w:ascii="Readex Pro Light" w:hAnsi="Readex Pro Light" w:cs="Readex Pro Light"/>
+                <w:rFonts w:ascii="Tahoma" w:hAnsi="Tahoma" w:cs="Tahoma"/>
                 <w:sz w:val="18"/>
                 <w:szCs w:val="18"/>
               </w:rPr>
@@ -3775,15 +3775,15 @@
             <w:pPr>
               <w:pStyle w:val="NoSpacing"/>
               <w:rPr>
-                <w:rFonts w:ascii="Readex Pro Light" w:hAnsi="Readex Pro Light" w:cs="Readex Pro Light"/>
-                <w:color w:val="FFFFFF" w:themeColor="background1"/>
-                <w:sz w:val="18"/>
-                <w:szCs w:val="18"/>
-              </w:rPr>
-            </w:pPr>
-            <w:r>
-              <w:rPr>
-                <w:rFonts w:ascii="Readex Pro Light" w:hAnsi="Readex Pro Light" w:cs="Readex Pro Light"/>
+                <w:rFonts w:ascii="Tahoma" w:hAnsi="Tahoma" w:cs="Tahoma"/>
+                <w:color w:val="FFFFFF" w:themeColor="background1"/>
+                <w:sz w:val="18"/>
+                <w:szCs w:val="18"/>
+              </w:rPr>
+            </w:pPr>
+            <w:r>
+              <w:rPr>
+                <w:rFonts w:ascii="Tahoma" w:hAnsi="Tahoma" w:cs="Tahoma"/>
                 <w:color w:val="FFFFFF" w:themeColor="background1"/>
                 <w:sz w:val="18"/>
                 <w:szCs w:val="18"/>
@@ -3803,15 +3803,15 @@
             <w:pPr>
               <w:pStyle w:val="NoSpacing"/>
               <w:rPr>
-                <w:rFonts w:ascii="Readex Pro Light" w:hAnsi="Readex Pro Light" w:cs="Readex Pro Light"/>
-                <w:color w:val="FFFFFF" w:themeColor="background1"/>
-                <w:sz w:val="18"/>
-                <w:szCs w:val="18"/>
-              </w:rPr>
-            </w:pPr>
-            <w:r>
-              <w:rPr>
-                <w:rFonts w:ascii="Readex Pro Light" w:hAnsi="Readex Pro Light" w:cs="Readex Pro Light"/>
+                <w:rFonts w:ascii="Tahoma" w:hAnsi="Tahoma" w:cs="Tahoma"/>
+                <w:color w:val="FFFFFF" w:themeColor="background1"/>
+                <w:sz w:val="18"/>
+                <w:szCs w:val="18"/>
+              </w:rPr>
+            </w:pPr>
+            <w:r>
+              <w:rPr>
+                <w:rFonts w:ascii="Tahoma" w:hAnsi="Tahoma" w:cs="Tahoma"/>
                 <w:color w:val="FFFFFF" w:themeColor="background1"/>
                 <w:sz w:val="18"/>
                 <w:szCs w:val="18"/>
@@ -3829,7 +3829,7 @@
             <w:pPr>
               <w:pStyle w:val="NoSpacing"/>
               <w:rPr>
-                <w:rFonts w:ascii="Readex Pro Light" w:hAnsi="Readex Pro Light" w:cs="Readex Pro Light"/>
+                <w:rFonts w:ascii="Tahoma" w:hAnsi="Tahoma" w:cs="Tahoma"/>
                 <w:sz w:val="18"/>
                 <w:szCs w:val="18"/>
               </w:rPr>
@@ -3845,7 +3845,7 @@
             <w:pPr>
               <w:pStyle w:val="NoSpacing"/>
               <w:rPr>
-                <w:rFonts w:ascii="Readex Pro Light" w:hAnsi="Readex Pro Light" w:cs="Readex Pro Light"/>
+                <w:rFonts w:ascii="Tahoma" w:hAnsi="Tahoma" w:cs="Tahoma"/>
                 <w:sz w:val="18"/>
                 <w:szCs w:val="18"/>
               </w:rPr>
@@ -3864,15 +3864,15 @@
             <w:pPr>
               <w:pStyle w:val="NoSpacing"/>
               <w:rPr>
-                <w:rFonts w:ascii="Readex Pro Light" w:hAnsi="Readex Pro Light" w:cs="Readex Pro Light"/>
-                <w:color w:val="FFFFFF" w:themeColor="background1"/>
-                <w:sz w:val="18"/>
-                <w:szCs w:val="18"/>
-              </w:rPr>
-            </w:pPr>
-            <w:r>
-              <w:rPr>
-                <w:rFonts w:ascii="Readex Pro Light" w:hAnsi="Readex Pro Light" w:cs="Readex Pro Light"/>
+                <w:rFonts w:ascii="Tahoma" w:hAnsi="Tahoma" w:cs="Tahoma"/>
+                <w:color w:val="FFFFFF" w:themeColor="background1"/>
+                <w:sz w:val="18"/>
+                <w:szCs w:val="18"/>
+              </w:rPr>
+            </w:pPr>
+            <w:r>
+              <w:rPr>
+                <w:rFonts w:ascii="Tahoma" w:hAnsi="Tahoma" w:cs="Tahoma"/>
                 <w:color w:val="FFFFFF" w:themeColor="background1"/>
                 <w:sz w:val="18"/>
                 <w:szCs w:val="18"/>
@@ -3892,14 +3892,14 @@
             <w:pPr>
               <w:pStyle w:val="NoSpacing"/>
               <w:rPr>
-                <w:rFonts w:ascii="Readex Pro Light" w:hAnsi="Readex Pro Light" w:cs="Readex Pro Light"/>
-                <w:sz w:val="18"/>
-                <w:szCs w:val="18"/>
-              </w:rPr>
-            </w:pPr>
-            <w:r>
-              <w:rPr>
-                <w:rFonts w:ascii="Readex Pro Light" w:hAnsi="Readex Pro Light" w:cs="Readex Pro Light"/>
+                <w:rFonts w:ascii="Tahoma" w:hAnsi="Tahoma" w:cs="Tahoma"/>
+                <w:sz w:val="18"/>
+                <w:szCs w:val="18"/>
+              </w:rPr>
+            </w:pPr>
+            <w:r>
+              <w:rPr>
+                <w:rFonts w:ascii="Tahoma" w:hAnsi="Tahoma" w:cs="Tahoma"/>
                 <w:sz w:val="18"/>
                 <w:szCs w:val="18"/>
               </w:rPr>
@@ -3915,14 +3915,14 @@
             <w:pPr>
               <w:pStyle w:val="NoSpacing"/>
               <w:rPr>
-                <w:rFonts w:ascii="Readex Pro Light" w:hAnsi="Readex Pro Light" w:cs="Readex Pro Light"/>
-                <w:sz w:val="18"/>
-                <w:szCs w:val="18"/>
-              </w:rPr>
-            </w:pPr>
-            <w:r>
-              <w:rPr>
-                <w:rFonts w:ascii="Readex Pro Light" w:hAnsi="Readex Pro Light" w:cs="Readex Pro Light"/>
+                <w:rFonts w:ascii="Tahoma" w:hAnsi="Tahoma" w:cs="Tahoma"/>
+                <w:sz w:val="18"/>
+                <w:szCs w:val="18"/>
+              </w:rPr>
+            </w:pPr>
+            <w:r>
+              <w:rPr>
+                <w:rFonts w:ascii="Tahoma" w:hAnsi="Tahoma" w:cs="Tahoma"/>
                 <w:sz w:val="18"/>
                 <w:szCs w:val="18"/>
               </w:rPr>
@@ -3931,7 +3931,7 @@
             <w:sdt>
               <w:sdtPr>
                 <w:rPr>
-                  <w:rFonts w:ascii="Readex Pro Light" w:hAnsi="Readex Pro Light" w:cs="Readex Pro Light"/>
+                  <w:rFonts w:ascii="Tahoma" w:hAnsi="Tahoma" w:cs="Tahoma"/>
                   <w:sz w:val="18"/>
                   <w:szCs w:val="18"/>
                 </w:rPr>
@@ -3963,14 +3963,14 @@
             <w:pPr>
               <w:pStyle w:val="NoSpacing"/>
               <w:rPr>
-                <w:rFonts w:ascii="Readex Pro Light" w:hAnsi="Readex Pro Light" w:cs="Readex Pro Light"/>
-                <w:sz w:val="18"/>
-                <w:szCs w:val="18"/>
-              </w:rPr>
-            </w:pPr>
-            <w:r>
-              <w:rPr>
-                <w:rFonts w:ascii="Readex Pro Light" w:hAnsi="Readex Pro Light" w:cs="Readex Pro Light"/>
+                <w:rFonts w:ascii="Tahoma" w:hAnsi="Tahoma" w:cs="Tahoma"/>
+                <w:sz w:val="18"/>
+                <w:szCs w:val="18"/>
+              </w:rPr>
+            </w:pPr>
+            <w:r>
+              <w:rPr>
+                <w:rFonts w:ascii="Tahoma" w:hAnsi="Tahoma" w:cs="Tahoma"/>
                 <w:sz w:val="18"/>
                 <w:szCs w:val="18"/>
               </w:rPr>
@@ -3979,7 +3979,7 @@
             <w:sdt>
               <w:sdtPr>
                 <w:rPr>
-                  <w:rFonts w:ascii="Readex Pro Light" w:hAnsi="Readex Pro Light" w:cs="Readex Pro Light"/>
+                  <w:rFonts w:ascii="Tahoma" w:hAnsi="Tahoma" w:cs="Tahoma"/>
                   <w:sz w:val="18"/>
                   <w:szCs w:val="18"/>
                 </w:rPr>
@@ -4014,14 +4014,14 @@
             <w:pPr>
               <w:pStyle w:val="NoSpacing"/>
               <w:rPr>
-                <w:rFonts w:ascii="Readex Pro Light" w:hAnsi="Readex Pro Light" w:cs="Readex Pro Light"/>
-                <w:sz w:val="18"/>
-                <w:szCs w:val="18"/>
-              </w:rPr>
-            </w:pPr>
-            <w:r>
-              <w:rPr>
-                <w:rFonts w:ascii="Readex Pro Light" w:hAnsi="Readex Pro Light" w:cs="Readex Pro Light"/>
+                <w:rFonts w:ascii="Tahoma" w:hAnsi="Tahoma" w:cs="Tahoma"/>
+                <w:sz w:val="18"/>
+                <w:szCs w:val="18"/>
+              </w:rPr>
+            </w:pPr>
+            <w:r>
+              <w:rPr>
+                <w:rFonts w:ascii="Tahoma" w:hAnsi="Tahoma" w:cs="Tahoma"/>
                 <w:sz w:val="18"/>
                 <w:szCs w:val="18"/>
               </w:rPr>
@@ -4037,14 +4037,14 @@
             <w:pPr>
               <w:pStyle w:val="NoSpacing"/>
               <w:rPr>
-                <w:rFonts w:ascii="Readex Pro Light" w:hAnsi="Readex Pro Light" w:cs="Readex Pro Light"/>
-                <w:sz w:val="18"/>
-                <w:szCs w:val="18"/>
-              </w:rPr>
-            </w:pPr>
-            <w:r>
-              <w:rPr>
-                <w:rFonts w:ascii="Readex Pro Light" w:hAnsi="Readex Pro Light" w:cs="Readex Pro Light"/>
+                <w:rFonts w:ascii="Tahoma" w:hAnsi="Tahoma" w:cs="Tahoma"/>
+                <w:sz w:val="18"/>
+                <w:szCs w:val="18"/>
+              </w:rPr>
+            </w:pPr>
+            <w:r>
+              <w:rPr>
+                <w:rFonts w:ascii="Tahoma" w:hAnsi="Tahoma" w:cs="Tahoma"/>
                 <w:sz w:val="18"/>
                 <w:szCs w:val="18"/>
               </w:rPr>
@@ -4053,7 +4053,7 @@
             <w:sdt>
               <w:sdtPr>
                 <w:rPr>
-                  <w:rFonts w:ascii="Readex Pro Light" w:hAnsi="Readex Pro Light" w:cs="Readex Pro Light"/>
+                  <w:rFonts w:ascii="Tahoma" w:hAnsi="Tahoma" w:cs="Tahoma"/>
                   <w:sz w:val="18"/>
                   <w:szCs w:val="18"/>
                 </w:rPr>
@@ -4085,14 +4085,14 @@
             <w:pPr>
               <w:pStyle w:val="NoSpacing"/>
               <w:rPr>
-                <w:rFonts w:ascii="Readex Pro Light" w:hAnsi="Readex Pro Light" w:cs="Readex Pro Light"/>
-                <w:sz w:val="18"/>
-                <w:szCs w:val="18"/>
-              </w:rPr>
-            </w:pPr>
-            <w:r>
-              <w:rPr>
-                <w:rFonts w:ascii="Readex Pro Light" w:hAnsi="Readex Pro Light" w:cs="Readex Pro Light"/>
+                <w:rFonts w:ascii="Tahoma" w:hAnsi="Tahoma" w:cs="Tahoma"/>
+                <w:sz w:val="18"/>
+                <w:szCs w:val="18"/>
+              </w:rPr>
+            </w:pPr>
+            <w:r>
+              <w:rPr>
+                <w:rFonts w:ascii="Tahoma" w:hAnsi="Tahoma" w:cs="Tahoma"/>
                 <w:sz w:val="18"/>
                 <w:szCs w:val="18"/>
               </w:rPr>
@@ -4101,7 +4101,7 @@
             <w:sdt>
               <w:sdtPr>
                 <w:rPr>
-                  <w:rFonts w:ascii="Readex Pro Light" w:hAnsi="Readex Pro Light" w:cs="Readex Pro Light"/>
+                  <w:rFonts w:ascii="Tahoma" w:hAnsi="Tahoma" w:cs="Tahoma"/>
                   <w:sz w:val="18"/>
                   <w:szCs w:val="18"/>
                 </w:rPr>
@@ -4136,7 +4136,7 @@
             <w:pPr>
               <w:pStyle w:val="NoSpacing"/>
               <w:rPr>
-                <w:rFonts w:ascii="Readex Pro Light" w:hAnsi="Readex Pro Light" w:cs="Readex Pro Light"/>
+                <w:rFonts w:ascii="Tahoma" w:hAnsi="Tahoma" w:cs="Tahoma"/>
                 <w:b/>
                 <w:bCs/>
                 <w:sz w:val="18"/>
@@ -4146,7 +4146,7 @@
             </w:pPr>
             <w:r>
               <w:rPr>
-                <w:rFonts w:ascii="Readex Pro Light" w:hAnsi="Readex Pro Light" w:cs="Readex Pro Light"/>
+                <w:rFonts w:ascii="Tahoma" w:hAnsi="Tahoma" w:cs="Tahoma"/>
                 <w:b/>
                 <w:bCs/>
                 <w:sz w:val="18"/>
@@ -4165,14 +4165,14 @@
             <w:pPr>
               <w:pStyle w:val="NoSpacing"/>
               <w:rPr>
-                <w:rFonts w:ascii="Readex Pro Light" w:hAnsi="Readex Pro Light" w:cs="Readex Pro Light"/>
-                <w:sz w:val="18"/>
-                <w:szCs w:val="18"/>
-              </w:rPr>
-            </w:pPr>
-            <w:r>
-              <w:rPr>
-                <w:rFonts w:ascii="Readex Pro Light" w:hAnsi="Readex Pro Light" w:cs="Readex Pro Light"/>
+                <w:rFonts w:ascii="Tahoma" w:hAnsi="Tahoma" w:cs="Tahoma"/>
+                <w:sz w:val="18"/>
+                <w:szCs w:val="18"/>
+              </w:rPr>
+            </w:pPr>
+            <w:r>
+              <w:rPr>
+                <w:rFonts w:ascii="Tahoma" w:hAnsi="Tahoma" w:cs="Tahoma"/>
                 <w:sz w:val="18"/>
                 <w:szCs w:val="18"/>
               </w:rPr>
@@ -4181,7 +4181,7 @@
             <w:sdt>
               <w:sdtPr>
                 <w:rPr>
-                  <w:rFonts w:ascii="Readex Pro Light" w:hAnsi="Readex Pro Light" w:cs="Readex Pro Light"/>
+                  <w:rFonts w:ascii="Tahoma" w:hAnsi="Tahoma" w:cs="Tahoma"/>
                   <w:sz w:val="18"/>
                   <w:szCs w:val="18"/>
                 </w:rPr>
@@ -4213,14 +4213,14 @@
             <w:pPr>
               <w:pStyle w:val="NoSpacing"/>
               <w:rPr>
-                <w:rFonts w:ascii="Readex Pro Light" w:hAnsi="Readex Pro Light" w:cs="Readex Pro Light"/>
-                <w:sz w:val="18"/>
-                <w:szCs w:val="18"/>
-              </w:rPr>
-            </w:pPr>
-            <w:r>
-              <w:rPr>
-                <w:rFonts w:ascii="Readex Pro Light" w:hAnsi="Readex Pro Light" w:cs="Readex Pro Light"/>
+                <w:rFonts w:ascii="Tahoma" w:hAnsi="Tahoma" w:cs="Tahoma"/>
+                <w:sz w:val="18"/>
+                <w:szCs w:val="18"/>
+              </w:rPr>
+            </w:pPr>
+            <w:r>
+              <w:rPr>
+                <w:rFonts w:ascii="Tahoma" w:hAnsi="Tahoma" w:cs="Tahoma"/>
                 <w:sz w:val="18"/>
                 <w:szCs w:val="18"/>
               </w:rPr>
@@ -4229,7 +4229,7 @@
             <w:sdt>
               <w:sdtPr>
                 <w:rPr>
-                  <w:rFonts w:ascii="Readex Pro Light" w:hAnsi="Readex Pro Light" w:cs="Readex Pro Light"/>
+                  <w:rFonts w:ascii="Tahoma" w:hAnsi="Tahoma" w:cs="Tahoma"/>
                   <w:sz w:val="18"/>
                   <w:szCs w:val="18"/>
                 </w:rPr>
@@ -4267,15 +4267,15 @@
               <w:pStyle w:val="NoSpacing"/>
               <w:jc w:val="center"/>
               <w:rPr>
-                <w:rFonts w:ascii="Readex Pro Light" w:hAnsi="Readex Pro Light" w:cs="Readex Pro Light"/>
-                <w:color w:val="FFFFFF" w:themeColor="background1"/>
-                <w:sz w:val="18"/>
-                <w:szCs w:val="18"/>
-              </w:rPr>
-            </w:pPr>
-            <w:r>
-              <w:rPr>
-                <w:rFonts w:ascii="Readex Pro Light" w:hAnsi="Readex Pro Light" w:cs="Readex Pro Light"/>
+                <w:rFonts w:ascii="Tahoma" w:hAnsi="Tahoma" w:cs="Tahoma"/>
+                <w:color w:val="FFFFFF" w:themeColor="background1"/>
+                <w:sz w:val="18"/>
+                <w:szCs w:val="18"/>
+              </w:rPr>
+            </w:pPr>
+            <w:r>
+              <w:rPr>
+                <w:rFonts w:ascii="Tahoma" w:hAnsi="Tahoma" w:cs="Tahoma"/>
                 <w:color w:val="FFFFFF" w:themeColor="background1"/>
                 <w:sz w:val="18"/>
                 <w:szCs w:val="18"/>
@@ -4288,15 +4288,15 @@
               <w:pStyle w:val="NoSpacing"/>
               <w:jc w:val="center"/>
               <w:rPr>
-                <w:rFonts w:ascii="Readex Pro Light" w:hAnsi="Readex Pro Light" w:cs="Readex Pro Light"/>
-                <w:color w:val="FFFFFF" w:themeColor="background1"/>
-                <w:sz w:val="18"/>
-                <w:szCs w:val="18"/>
-              </w:rPr>
-            </w:pPr>
-            <w:r>
-              <w:rPr>
-                <w:rFonts w:ascii="Readex Pro Light" w:hAnsi="Readex Pro Light" w:cs="Readex Pro Light"/>
+                <w:rFonts w:ascii="Tahoma" w:hAnsi="Tahoma" w:cs="Tahoma"/>
+                <w:color w:val="FFFFFF" w:themeColor="background1"/>
+                <w:sz w:val="18"/>
+                <w:szCs w:val="18"/>
+              </w:rPr>
+            </w:pPr>
+            <w:r>
+              <w:rPr>
+                <w:rFonts w:ascii="Tahoma" w:hAnsi="Tahoma" w:cs="Tahoma"/>
                 <w:color w:val="FFFFFF" w:themeColor="background1"/>
                 <w:sz w:val="18"/>
                 <w:szCs w:val="18"/>
@@ -4314,37 +4314,37 @@
             <w:pPr>
               <w:pStyle w:val="NoSpacing"/>
               <w:rPr>
-                <w:rFonts w:ascii="Readex Pro Light" w:hAnsi="Readex Pro Light" w:cs="Readex Pro Light"/>
-                <w:sz w:val="18"/>
-                <w:szCs w:val="18"/>
-              </w:rPr>
-            </w:pPr>
-          </w:p>
-          <w:p>
-            <w:pPr>
-              <w:pStyle w:val="NoSpacing"/>
-              <w:rPr>
-                <w:rFonts w:ascii="Readex Pro Light" w:hAnsi="Readex Pro Light" w:cs="Readex Pro Light"/>
-                <w:sz w:val="18"/>
-                <w:szCs w:val="18"/>
-              </w:rPr>
-            </w:pPr>
-          </w:p>
-          <w:p>
-            <w:pPr>
-              <w:pStyle w:val="NoSpacing"/>
-              <w:rPr>
-                <w:rFonts w:ascii="Readex Pro Light" w:hAnsi="Readex Pro Light" w:cs="Readex Pro Light"/>
-                <w:sz w:val="18"/>
-                <w:szCs w:val="18"/>
-              </w:rPr>
-            </w:pPr>
-          </w:p>
-          <w:p>
-            <w:pPr>
-              <w:pStyle w:val="NoSpacing"/>
-              <w:rPr>
-                <w:rFonts w:ascii="Readex Pro Light" w:hAnsi="Readex Pro Light" w:cs="Readex Pro Light"/>
+                <w:rFonts w:ascii="Tahoma" w:hAnsi="Tahoma" w:cs="Tahoma"/>
+                <w:sz w:val="18"/>
+                <w:szCs w:val="18"/>
+              </w:rPr>
+            </w:pPr>
+          </w:p>
+          <w:p>
+            <w:pPr>
+              <w:pStyle w:val="NoSpacing"/>
+              <w:rPr>
+                <w:rFonts w:ascii="Tahoma" w:hAnsi="Tahoma" w:cs="Tahoma"/>
+                <w:sz w:val="18"/>
+                <w:szCs w:val="18"/>
+              </w:rPr>
+            </w:pPr>
+          </w:p>
+          <w:p>
+            <w:pPr>
+              <w:pStyle w:val="NoSpacing"/>
+              <w:rPr>
+                <w:rFonts w:ascii="Tahoma" w:hAnsi="Tahoma" w:cs="Tahoma"/>
+                <w:sz w:val="18"/>
+                <w:szCs w:val="18"/>
+              </w:rPr>
+            </w:pPr>
+          </w:p>
+          <w:p>
+            <w:pPr>
+              <w:pStyle w:val="NoSpacing"/>
+              <w:rPr>
+                <w:rFonts w:ascii="Tahoma" w:hAnsi="Tahoma" w:cs="Tahoma"/>
                 <w:sz w:val="18"/>
                 <w:szCs w:val="18"/>
               </w:rPr>
@@ -4363,15 +4363,15 @@
             <w:pPr>
               <w:pStyle w:val="NoSpacing"/>
               <w:rPr>
-                <w:rFonts w:ascii="Readex Pro Light" w:hAnsi="Readex Pro Light" w:cs="Readex Pro Light"/>
-                <w:color w:val="FFFFFF" w:themeColor="background1"/>
-                <w:sz w:val="18"/>
-                <w:szCs w:val="18"/>
-              </w:rPr>
-            </w:pPr>
-            <w:r>
-              <w:rPr>
-                <w:rFonts w:ascii="Readex Pro Light" w:hAnsi="Readex Pro Light" w:cs="Readex Pro Light"/>
+                <w:rFonts w:ascii="Tahoma" w:hAnsi="Tahoma" w:cs="Tahoma"/>
+                <w:color w:val="FFFFFF" w:themeColor="background1"/>
+                <w:sz w:val="18"/>
+                <w:szCs w:val="18"/>
+              </w:rPr>
+            </w:pPr>
+            <w:r>
+              <w:rPr>
+                <w:rFonts w:ascii="Tahoma" w:hAnsi="Tahoma" w:cs="Tahoma"/>
                 <w:color w:val="FFFFFF" w:themeColor="background1"/>
                 <w:sz w:val="18"/>
                 <w:szCs w:val="18"/>
@@ -4389,7 +4389,7 @@
             <w:pPr>
               <w:pStyle w:val="NoSpacing"/>
               <w:rPr>
-                <w:rFonts w:ascii="Readex Pro Light" w:hAnsi="Readex Pro Light" w:cs="Readex Pro Light"/>
+                <w:rFonts w:ascii="Tahoma" w:hAnsi="Tahoma" w:cs="Tahoma"/>
                 <w:sz w:val="18"/>
                 <w:szCs w:val="18"/>
               </w:rPr>
@@ -4406,15 +4406,15 @@
             <w:pPr>
               <w:pStyle w:val="NoSpacing"/>
               <w:rPr>
-                <w:rFonts w:ascii="Readex Pro Light" w:hAnsi="Readex Pro Light" w:cs="Readex Pro Light"/>
-                <w:color w:val="FFFFFF" w:themeColor="background1"/>
-                <w:sz w:val="18"/>
-                <w:szCs w:val="18"/>
-              </w:rPr>
-            </w:pPr>
-            <w:r>
-              <w:rPr>
-                <w:rFonts w:ascii="Readex Pro Light" w:hAnsi="Readex Pro Light" w:cs="Readex Pro Light"/>
+                <w:rFonts w:ascii="Tahoma" w:hAnsi="Tahoma" w:cs="Tahoma"/>
+                <w:color w:val="FFFFFF" w:themeColor="background1"/>
+                <w:sz w:val="18"/>
+                <w:szCs w:val="18"/>
+              </w:rPr>
+            </w:pPr>
+            <w:r>
+              <w:rPr>
+                <w:rFonts w:ascii="Tahoma" w:hAnsi="Tahoma" w:cs="Tahoma"/>
                 <w:color w:val="FFFFFF" w:themeColor="background1"/>
                 <w:sz w:val="18"/>
                 <w:szCs w:val="18"/>
@@ -4435,15 +4435,15 @@
             <w:pPr>
               <w:pStyle w:val="NoSpacing"/>
               <w:rPr>
-                <w:rFonts w:ascii="Readex Pro Light" w:hAnsi="Readex Pro Light" w:cs="Readex Pro Light"/>
-                <w:color w:val="FFFFFF" w:themeColor="background1"/>
-                <w:sz w:val="18"/>
-                <w:szCs w:val="18"/>
-              </w:rPr>
-            </w:pPr>
-            <w:r>
-              <w:rPr>
-                <w:rFonts w:ascii="Readex Pro Light" w:hAnsi="Readex Pro Light" w:cs="Readex Pro Light"/>
+                <w:rFonts w:ascii="Tahoma" w:hAnsi="Tahoma" w:cs="Tahoma"/>
+                <w:color w:val="FFFFFF" w:themeColor="background1"/>
+                <w:sz w:val="18"/>
+                <w:szCs w:val="18"/>
+              </w:rPr>
+            </w:pPr>
+            <w:r>
+              <w:rPr>
+                <w:rFonts w:ascii="Tahoma" w:hAnsi="Tahoma" w:cs="Tahoma"/>
                 <w:color w:val="FFFFFF" w:themeColor="background1"/>
                 <w:sz w:val="18"/>
                 <w:szCs w:val="18"/>
@@ -4461,7 +4461,7 @@
             <w:pPr>
               <w:pStyle w:val="NoSpacing"/>
               <w:rPr>
-                <w:rFonts w:ascii="Readex Pro Light" w:hAnsi="Readex Pro Light" w:cs="Readex Pro Light"/>
+                <w:rFonts w:ascii="Tahoma" w:hAnsi="Tahoma" w:cs="Tahoma"/>
                 <w:sz w:val="18"/>
                 <w:szCs w:val="18"/>
               </w:rPr>
@@ -4477,7 +4477,7 @@
             <w:pPr>
               <w:pStyle w:val="NoSpacing"/>
               <w:rPr>
-                <w:rFonts w:ascii="Readex Pro Light" w:hAnsi="Readex Pro Light" w:cs="Readex Pro Light"/>
+                <w:rFonts w:ascii="Tahoma" w:hAnsi="Tahoma" w:cs="Tahoma"/>
                 <w:sz w:val="18"/>
                 <w:szCs w:val="18"/>
               </w:rPr>
@@ -4489,7 +4489,7 @@
     <w:p>
       <w:pPr>
         <w:rPr>
-          <w:rFonts w:ascii="Readex Pro Light" w:hAnsi="Readex Pro Light" w:cs="Readex Pro Light"/>
+          <w:rFonts w:ascii="Tahoma" w:hAnsi="Tahoma" w:cs="Tahoma"/>
           <w:sz w:val="20"/>
           <w:szCs w:val="20"/>
         </w:rPr>
@@ -5097,7 +5097,7 @@
         <w:kern w:val="2"/>
         <w:sz w:val="24"/>
         <w:szCs w:val="24"/>
-        <w:lang w:val="en-US" w:eastAsia="en-US" w:bidi="ar-SA"/>
+        <w:lang w:val="en-US" w:eastAsia="Tahoma" w:bidi="ar-SA"/>
         <w14:ligatures w14:val="standardContextual"/>
       </w:rPr>
     </w:rPrDefault>
@@ -6162,7 +6162,7 @@
     </a:clrScheme>
     <a:fontScheme name="Office">
       <a:majorFont>
-        <a:latin typeface="Aptos Display" panose="02110004020202020204"/>
+        <a:latin typeface="Tahoma" panose="02110004020202020204"/>
         <a:ea typeface=""/>
         <a:cs typeface=""/>
         <a:font script="Jpan" typeface="游ゴシック Light"/>
@@ -6214,7 +6214,7 @@
         <a:font script="Tfng" typeface="Ebrima"/>
       </a:majorFont>
       <a:minorFont>
-        <a:latin typeface="Aptos" panose="02110004020202020204"/>
+        <a:latin typeface="Tahoma" panose="02110004020202020204"/>
         <a:ea typeface=""/>
         <a:cs typeface=""/>
         <a:font script="Jpan" typeface="游明朝"/>
